--- a/assets/word/claim_replace_ru_v1.docx
+++ b/assets/word/claim_replace_ru_v1.docx
@@ -4,112 +4,222 @@
   <w:body>
     <w:p>
       <w:pPr>
-        <w:pStyle w:val="Title"/>
+        <w:widowControl/>
+        <w:ind w:left="4649"/>
       </w:pPr>
       <w:r>
-        <w:t>Претензия о замене некачественного товара</w:t>
+        <w:rPr>
+          <w:color w:val="000000"/>
+        </w:rPr>
+        <w:t>Продавцу: [Продавец получатель]</w:t>
+        <w:br/>
+        <w:t>Адрес: [Адрес продавца]</w:t>
       </w:r>
     </w:p>
     <w:p>
+      <w:pPr>
+        <w:widowControl/>
+        <w:ind w:left="4649"/>
+      </w:pPr>
       <w:r>
-        <w:t>Получатель: [Продавец получатель]. Адрес: [Адрес продавца].</w:t>
+        <w:rPr>
+          <w:color w:val="000000"/>
+        </w:rPr>
+        <w:t>От: [ФИО потребителя]</w:t>
+        <w:br/>
+        <w:t>Адрес: [Адрес потребителя]</w:t>
+        <w:br/>
+        <w:t>Контакты: [Контакты потребителя]</w:t>
       </w:r>
     </w:p>
     <w:p>
+      <w:pPr>
+        <w:pStyle w:val="Title"/>
+        <w:widowControl/>
+        <w:jc w:val="center"/>
+      </w:pPr>
       <w:r>
-        <w:t>От: [ФИО потребителя]. Адрес: [Адрес потребителя]. Контакты: [Контакты потребителя].</w:t>
+        <w:rPr>
+          <w:color w:val="000000"/>
+        </w:rPr>
+        <w:t>ПРЕТЕНЗИЯ</w:t>
+      </w:r>
+    </w:p>
+    <w:p>
+      <w:pPr>
+        <w:widowControl/>
+        <w:jc w:val="center"/>
+      </w:pPr>
+      <w:r>
+        <w:rPr>
+          <w:color w:val="000000"/>
+        </w:rPr>
+        <w:t>о замене товара ненадлежащего качества</w:t>
       </w:r>
     </w:p>
     <w:p>
       <w:pPr>
         <w:pStyle w:val="Heading1"/>
+        <w:widowControl/>
       </w:pPr>
       <w:r>
-        <w:t>Обстоятельства покупки</w:t>
+        <w:rPr>
+          <w:color w:val="000000"/>
+        </w:rPr>
+        <w:t>Обстоятельства покупки и недостатки</w:t>
       </w:r>
     </w:p>
     <w:p>
+      <w:pPr>
+        <w:widowControl/>
+      </w:pPr>
       <w:r>
+        <w:rPr>
+          <w:color w:val="000000"/>
+        </w:rPr>
         <w:t>Дата и место покупки: [Дата и место покупки]. Приобретённый товар: [Товар марка модель]. Номер заказа или идентификатор: [Номер заказа или серийный номер]. Цена: [Цена с валютой].</w:t>
       </w:r>
     </w:p>
     <w:p>
+      <w:pPr>
+        <w:widowControl/>
+      </w:pPr>
       <w:r>
+        <w:rPr>
+          <w:color w:val="000000"/>
+        </w:rPr>
         <w:t>Документы, подтверждающие покупку: [Документы о покупке]. Сведения о гарантии: [Сведения о гарантии].</w:t>
       </w:r>
     </w:p>
     <w:p>
+      <w:pPr>
+        <w:widowControl/>
+      </w:pPr>
       <w:r>
+        <w:rPr>
+          <w:color w:val="000000"/>
+        </w:rPr>
         <w:t>Дата выявления недостатка: [Дата выявления недостатка]. Недостаток и обстоятельства его обнаружения: [Описание недостатка].</w:t>
       </w:r>
     </w:p>
     <w:p>
+      <w:pPr>
+        <w:widowControl/>
+      </w:pPr>
       <w:r>
+        <w:rPr>
+          <w:color w:val="000000"/>
+        </w:rPr>
         <w:t>Предыдущие обращения, проверки и ремонт: [Предыдущие обращения и ремонт].</w:t>
       </w:r>
     </w:p>
     <w:p>
       <w:pPr>
         <w:pStyle w:val="Heading1"/>
+        <w:widowControl/>
       </w:pPr>
       <w:r>
-        <w:t>Требование</w:t>
+        <w:rPr>
+          <w:color w:val="000000"/>
+        </w:rPr>
+        <w:t>Требование о замене</w:t>
       </w:r>
     </w:p>
     <w:p>
+      <w:pPr>
+        <w:widowControl/>
+      </w:pPr>
       <w:r>
+        <w:rPr>
+          <w:color w:val="000000"/>
+        </w:rPr>
         <w:t>На основании статьи 18 Закона РФ «О защите прав потребителей» требую заменить товар ненадлежащего качества на товар той же марки, модели и артикула. Требуемый товар: [Товар для замены].</w:t>
       </w:r>
     </w:p>
     <w:p>
+      <w:pPr>
+        <w:widowControl/>
+      </w:pPr>
       <w:r>
+        <w:rPr>
+          <w:color w:val="000000"/>
+        </w:rPr>
         <w:t>Прошу принять товар и при необходимости провести проверку качества. Прошу заранее сообщить её время и место, для моего участия. Способ передачи товара для проверки: [Способ передачи товара для проверки].</w:t>
       </w:r>
     </w:p>
     <w:p>
+      <w:pPr>
+        <w:widowControl/>
+      </w:pPr>
       <w:r>
+        <w:rPr>
+          <w:color w:val="000000"/>
+        </w:rPr>
         <w:t>Прошу выполнить замену в сроки статьи 21 указанного Закона: семь дней со дня предъявления требования; при необходимости дополнительной проверки качества — двадцать дней. Если нужного товара нет в наличии на день предъявления требования, применяется срок один месяц. Для районов Крайнего Севера и приравненных местностей действуют предусмотренные законом особенности доставки.</w:t>
       </w:r>
     </w:p>
     <w:p>
+      <w:pPr>
+        <w:widowControl/>
+      </w:pPr>
       <w:r>
+        <w:rPr>
+          <w:color w:val="000000"/>
+        </w:rPr>
         <w:t>При споре о причинах недостатка прошу организовать экспертизу в порядке статьи 18 Закона и уведомить меня о возможности присутствовать. Прошу направить письменный ответ по указанным контактам.</w:t>
       </w:r>
     </w:p>
     <w:p>
+      <w:pPr>
+        <w:widowControl/>
+      </w:pPr>
       <w:r>
+        <w:rPr>
+          <w:color w:val="000000"/>
+        </w:rPr>
         <w:t>В случае нарушения моих прав оставляю за собой право обратиться за судебной защитой и заявить предусмотренные законом требования при наличии оснований. Размер неустойки и применимость штрафа определяются по действующему законодательству с учётом ограничений и исключений.</w:t>
       </w:r>
     </w:p>
     <w:p>
       <w:pPr>
-        <w:pStyle w:val="Heading1"/>
+        <w:widowControl/>
       </w:pPr>
       <w:r>
-        <w:t>Приложения и подпись</w:t>
-      </w:r>
-    </w:p>
-    <w:p>
-      <w:r>
+        <w:rPr>
+          <w:color w:val="000000"/>
+        </w:rPr>
         <w:t>Приложения: [Приложения].</w:t>
       </w:r>
     </w:p>
     <w:p>
+      <w:pPr>
+        <w:widowControl/>
+      </w:pPr>
       <w:r>
+        <w:rPr>
+          <w:color w:val="000000"/>
+        </w:rPr>
         <w:t>Дата: [Дата претензии]    Подпись: __________________ / [ФИО потребителя] /</w:t>
       </w:r>
     </w:p>
     <w:p>
+      <w:pPr>
+        <w:widowControl/>
+      </w:pPr>
       <w:r>
-        <w:t>Получено продавцом: дата __________, ФИО и должность __________________.</w:t>
+        <w:rPr>
+          <w:color w:val="000000"/>
+        </w:rPr>
+        <w:t>Отметка о получении: дата __________, ФИО и должность __________________.</w:t>
         <w:br/>
         <w:t>Подпись представителя продавца: __________________.</w:t>
       </w:r>
     </w:p>
     <w:sectPr>
       <w:footerReference w:type="default" r:id="rId9"/>
+      <w:headerReference w:type="default" r:id="rId10"/>
       <w:pgSz w:w="11906" w:h="16838"/>
-      <w:pgMar w:top="964" w:right="1134" w:bottom="964" w:left="1134" w:header="720" w:footer="720" w:gutter="0"/>
+      <w:pgMar w:top="1020" w:right="1020" w:bottom="1020" w:left="1247" w:header="720" w:footer="720" w:gutter="0"/>
       <w:cols w:space="720"/>
       <w:docGrid w:linePitch="360"/>
     </w:sectPr>
@@ -124,9 +234,26 @@
       <w:pStyle w:val="Footer"/>
       <w:jc w:val="center"/>
     </w:pPr>
+    <w:r>
+      <w:rPr>
+        <w:rFonts w:ascii="Times New Roman" w:hAnsi="Times New Roman"/>
+        <w:color w:val="000000"/>
+        <w:sz w:val="18"/>
+      </w:rPr>
+    </w:r>
     <w:fldSimple w:instr="PAGE"/>
   </w:p>
 </w:ftr>
+</file>
+
+<file path=word/header1.xml><?xml version="1.0" encoding="utf-8"?>
+<w:hdr xmlns:m="http://schemas.openxmlformats.org/officeDocument/2006/math" xmlns:mc="http://schemas.openxmlformats.org/markup-compatibility/2006" xmlns:mo="http://schemas.microsoft.com/office/mac/office/2008/main" xmlns:mv="urn:schemas-microsoft-com:mac:vml" xmlns:o="urn:schemas-microsoft-com:office:office" xmlns:r="http://schemas.openxmlformats.org/officeDocument/2006/relationships" xmlns:v="urn:schemas-microsoft-com:vml" xmlns:w10="urn:schemas-microsoft-com:office:word" xmlns:w14="http://schemas.microsoft.com/office/word/2010/wordml" xmlns:w="http://schemas.openxmlformats.org/wordprocessingml/2006/main" xmlns:wne="http://schemas.microsoft.com/office/word/2006/wordml" xmlns:wp14="http://schemas.microsoft.com/office/word/2010/wordprocessingDrawing" xmlns:wp="http://schemas.openxmlformats.org/drawingml/2006/wordprocessingDrawing" xmlns:wpc="http://schemas.microsoft.com/office/word/2010/wordprocessingCanvas" xmlns:wpg="http://schemas.microsoft.com/office/word/2010/wordprocessingGroup" xmlns:wpi="http://schemas.microsoft.com/office/word/2010/wordprocessingInk" xmlns:wps="http://schemas.microsoft.com/office/word/2010/wordprocessingShape" mc:Ignorable="w14 wp14">
+  <w:p>
+    <w:pPr>
+      <w:pStyle w:val="Header"/>
+    </w:pPr>
+  </w:p>
+</w:hdr>
 </file>
 
 <file path=word/numbering.xml><?xml version="1.0" encoding="utf-8"?>
@@ -493,7 +620,7 @@
     <w:qFormat/>
     <w:rsid w:val="00FC693F"/>
     <w:pPr>
-      <w:spacing w:after="100" w:line="250" w:lineRule="auto"/>
+      <w:spacing w:after="100" w:line="254" w:lineRule="auto"/>
     </w:pPr>
     <w:rPr>
       <w:rFonts w:ascii="Times New Roman" w:hAnsi="Times New Roman" w:eastAsia="Times New Roman" w:cs="Times New Roman"/>
@@ -556,7 +683,7 @@
     <w:pPr>
       <w:keepNext/>
       <w:keepLines/>
-      <w:spacing w:before="140" w:after="100" w:line="250" w:lineRule="auto"/>
+      <w:spacing w:before="180" w:after="100" w:line="254" w:lineRule="auto"/>
       <w:outlineLvl w:val="0"/>
     </w:pPr>
     <w:rPr>
@@ -564,7 +691,7 @@
       <w:b/>
       <w:bCs/>
       <w:color w:val="000000"/>
-      <w:sz w:val="24"/>
+      <w:sz w:val="23"/>
       <w:szCs w:val="28"/>
     </w:rPr>
   </w:style>
@@ -580,15 +707,15 @@
     <w:pPr>
       <w:keepNext/>
       <w:keepLines/>
-      <w:spacing w:before="200" w:after="0"/>
+      <w:spacing w:before="200" w:after="100" w:line="254" w:lineRule="auto"/>
       <w:outlineLvl w:val="1"/>
     </w:pPr>
     <w:rPr>
-      <w:rFonts w:asciiTheme="majorHAnsi" w:eastAsiaTheme="majorEastAsia" w:hAnsiTheme="majorHAnsi" w:cstheme="majorBidi"/>
+      <w:rFonts w:ascii="Times New Roman" w:hAnsi="Times New Roman" w:eastAsia="Times New Roman" w:cs="Times New Roman"/>
       <w:b/>
       <w:bCs/>
-      <w:color w:val="4F81BD" w:themeColor="accent1"/>
-      <w:sz w:val="26"/>
+      <w:color w:val="000000"/>
+      <w:sz w:val="22"/>
       <w:szCs w:val="26"/>
     </w:rPr>
   </w:style>
@@ -611,7 +738,7 @@
       <w:rFonts w:asciiTheme="majorHAnsi" w:eastAsiaTheme="majorEastAsia" w:hAnsiTheme="majorHAnsi" w:cstheme="majorBidi"/>
       <w:b/>
       <w:bCs/>
-      <w:color w:val="4F81BD" w:themeColor="accent1"/>
+      <w:color w:val="000000"/>
     </w:rPr>
   </w:style>
   <w:style w:type="paragraph" w:styleId="Heading4">
@@ -636,7 +763,7 @@
       <w:bCs/>
       <w:i/>
       <w:iCs/>
-      <w:color w:val="4F81BD" w:themeColor="accent1"/>
+      <w:color w:val="000000"/>
     </w:rPr>
   </w:style>
   <w:style w:type="paragraph" w:styleId="Heading5">
@@ -657,7 +784,7 @@
     </w:pPr>
     <w:rPr>
       <w:rFonts w:asciiTheme="majorHAnsi" w:eastAsiaTheme="majorEastAsia" w:hAnsiTheme="majorHAnsi" w:cstheme="majorBidi"/>
-      <w:color w:val="243F60" w:themeColor="accent1" w:themeShade="7F"/>
+      <w:color w:val="000000"/>
     </w:rPr>
   </w:style>
   <w:style w:type="paragraph" w:styleId="Heading6">
@@ -680,7 +807,7 @@
       <w:rFonts w:asciiTheme="majorHAnsi" w:eastAsiaTheme="majorEastAsia" w:hAnsiTheme="majorHAnsi" w:cstheme="majorBidi"/>
       <w:i/>
       <w:iCs/>
-      <w:color w:val="243F60" w:themeColor="accent1" w:themeShade="7F"/>
+      <w:color w:val="000000"/>
     </w:rPr>
   </w:style>
   <w:style w:type="paragraph" w:styleId="Heading7">
@@ -703,7 +830,7 @@
       <w:rFonts w:asciiTheme="majorHAnsi" w:eastAsiaTheme="majorEastAsia" w:hAnsiTheme="majorHAnsi" w:cstheme="majorBidi"/>
       <w:i/>
       <w:iCs/>
-      <w:color w:val="404040" w:themeColor="text1" w:themeTint="BF"/>
+      <w:color w:val="000000"/>
     </w:rPr>
   </w:style>
   <w:style w:type="paragraph" w:styleId="Heading8">
@@ -724,7 +851,7 @@
     </w:pPr>
     <w:rPr>
       <w:rFonts w:asciiTheme="majorHAnsi" w:eastAsiaTheme="majorEastAsia" w:hAnsiTheme="majorHAnsi" w:cstheme="majorBidi"/>
-      <w:color w:val="4F81BD" w:themeColor="accent1"/>
+      <w:color w:val="000000"/>
       <w:sz w:val="20"/>
       <w:szCs w:val="20"/>
     </w:rPr>
@@ -749,7 +876,7 @@
       <w:rFonts w:asciiTheme="majorHAnsi" w:eastAsiaTheme="majorEastAsia" w:hAnsiTheme="majorHAnsi" w:cstheme="majorBidi"/>
       <w:i/>
       <w:iCs/>
-      <w:color w:val="404040" w:themeColor="text1" w:themeTint="BF"/>
+      <w:color w:val="000000"/>
       <w:sz w:val="20"/>
       <w:szCs w:val="20"/>
     </w:rPr>
@@ -800,7 +927,7 @@
       <w:rFonts w:asciiTheme="majorHAnsi" w:eastAsiaTheme="majorEastAsia" w:hAnsiTheme="majorHAnsi" w:cstheme="majorBidi"/>
       <w:b/>
       <w:bCs/>
-      <w:color w:val="365F91" w:themeColor="accent1" w:themeShade="BF"/>
+      <w:color w:val="000000"/>
       <w:sz w:val="28"/>
       <w:szCs w:val="28"/>
     </w:rPr>
@@ -815,7 +942,7 @@
       <w:rFonts w:asciiTheme="majorHAnsi" w:eastAsiaTheme="majorEastAsia" w:hAnsiTheme="majorHAnsi" w:cstheme="majorBidi"/>
       <w:b/>
       <w:bCs/>
-      <w:color w:val="4F81BD" w:themeColor="accent1"/>
+      <w:color w:val="000000"/>
       <w:sz w:val="26"/>
       <w:szCs w:val="26"/>
     </w:rPr>
@@ -830,7 +957,7 @@
       <w:rFonts w:asciiTheme="majorHAnsi" w:eastAsiaTheme="majorEastAsia" w:hAnsiTheme="majorHAnsi" w:cstheme="majorBidi"/>
       <w:b/>
       <w:bCs/>
-      <w:color w:val="4F81BD" w:themeColor="accent1"/>
+      <w:color w:val="000000"/>
     </w:rPr>
   </w:style>
   <w:style w:type="paragraph" w:styleId="Title">
@@ -842,7 +969,7 @@
     <w:qFormat/>
     <w:rsid w:val="00FC693F"/>
     <w:pPr>
-      <w:spacing w:after="100" w:line="250" w:lineRule="auto"/>
+      <w:spacing w:after="200" w:line="254" w:lineRule="auto"/>
       <w:contextualSpacing/>
     </w:pPr>
     <w:rPr>
@@ -851,7 +978,7 @@
       <w:color w:val="000000"/>
       <w:spacing w:val="5"/>
       <w:kern w:val="28"/>
-      <w:sz w:val="32"/>
+      <w:sz w:val="28"/>
       <w:szCs w:val="52"/>
     </w:rPr>
   </w:style>
@@ -863,7 +990,7 @@
     <w:rsid w:val="00FC693F"/>
     <w:rPr>
       <w:rFonts w:asciiTheme="majorHAnsi" w:eastAsiaTheme="majorEastAsia" w:hAnsiTheme="majorHAnsi" w:cstheme="majorBidi"/>
-      <w:color w:val="17365D" w:themeColor="text2" w:themeShade="BF"/>
+      <w:color w:val="000000"/>
       <w:spacing w:val="5"/>
       <w:kern w:val="28"/>
       <w:sz w:val="52"/>
@@ -887,7 +1014,7 @@
       <w:rFonts w:asciiTheme="majorHAnsi" w:eastAsiaTheme="majorEastAsia" w:hAnsiTheme="majorHAnsi" w:cstheme="majorBidi"/>
       <w:i/>
       <w:iCs/>
-      <w:color w:val="4F81BD" w:themeColor="accent1"/>
+      <w:color w:val="000000"/>
       <w:spacing w:val="15"/>
       <w:sz w:val="24"/>
       <w:szCs w:val="24"/>
@@ -903,7 +1030,7 @@
       <w:rFonts w:asciiTheme="majorHAnsi" w:eastAsiaTheme="majorEastAsia" w:hAnsiTheme="majorHAnsi" w:cstheme="majorBidi"/>
       <w:i/>
       <w:iCs/>
-      <w:color w:val="4F81BD" w:themeColor="accent1"/>
+      <w:color w:val="000000"/>
       <w:spacing w:val="15"/>
       <w:sz w:val="24"/>
       <w:szCs w:val="24"/>
@@ -1175,7 +1302,7 @@
     <w:rPr>
       <w:i/>
       <w:iCs/>
-      <w:color w:val="000000" w:themeColor="text1"/>
+      <w:color w:val="000000"/>
     </w:rPr>
   </w:style>
   <w:style w:type="character" w:customStyle="1" w:styleId="QuoteChar">
@@ -1187,7 +1314,7 @@
     <w:rPr>
       <w:i/>
       <w:iCs/>
-      <w:color w:val="000000" w:themeColor="text1"/>
+      <w:color w:val="000000"/>
     </w:rPr>
   </w:style>
   <w:style w:type="character" w:customStyle="1" w:styleId="Heading4Char">
@@ -1203,7 +1330,7 @@
       <w:bCs/>
       <w:i/>
       <w:iCs/>
-      <w:color w:val="4F81BD" w:themeColor="accent1"/>
+      <w:color w:val="000000"/>
     </w:rPr>
   </w:style>
   <w:style w:type="character" w:customStyle="1" w:styleId="Heading5Char">
@@ -1215,7 +1342,7 @@
     <w:rsid w:val="00FC693F"/>
     <w:rPr>
       <w:rFonts w:asciiTheme="majorHAnsi" w:eastAsiaTheme="majorEastAsia" w:hAnsiTheme="majorHAnsi" w:cstheme="majorBidi"/>
-      <w:color w:val="243F60" w:themeColor="accent1" w:themeShade="7F"/>
+      <w:color w:val="000000"/>
     </w:rPr>
   </w:style>
   <w:style w:type="character" w:customStyle="1" w:styleId="Heading6Char">
@@ -1229,7 +1356,7 @@
       <w:rFonts w:asciiTheme="majorHAnsi" w:eastAsiaTheme="majorEastAsia" w:hAnsiTheme="majorHAnsi" w:cstheme="majorBidi"/>
       <w:i/>
       <w:iCs/>
-      <w:color w:val="243F60" w:themeColor="accent1" w:themeShade="7F"/>
+      <w:color w:val="000000"/>
     </w:rPr>
   </w:style>
   <w:style w:type="character" w:customStyle="1" w:styleId="Heading7Char">
@@ -1243,7 +1370,7 @@
       <w:rFonts w:asciiTheme="majorHAnsi" w:eastAsiaTheme="majorEastAsia" w:hAnsiTheme="majorHAnsi" w:cstheme="majorBidi"/>
       <w:i/>
       <w:iCs/>
-      <w:color w:val="404040" w:themeColor="text1" w:themeTint="BF"/>
+      <w:color w:val="000000"/>
     </w:rPr>
   </w:style>
   <w:style w:type="character" w:customStyle="1" w:styleId="Heading8Char">
@@ -1255,7 +1382,7 @@
     <w:rsid w:val="00FC693F"/>
     <w:rPr>
       <w:rFonts w:asciiTheme="majorHAnsi" w:eastAsiaTheme="majorEastAsia" w:hAnsiTheme="majorHAnsi" w:cstheme="majorBidi"/>
-      <w:color w:val="4F81BD" w:themeColor="accent1"/>
+      <w:color w:val="000000"/>
       <w:sz w:val="20"/>
       <w:szCs w:val="20"/>
     </w:rPr>
@@ -1271,7 +1398,7 @@
       <w:rFonts w:asciiTheme="majorHAnsi" w:eastAsiaTheme="majorEastAsia" w:hAnsiTheme="majorHAnsi" w:cstheme="majorBidi"/>
       <w:i/>
       <w:iCs/>
-      <w:color w:val="404040" w:themeColor="text1" w:themeTint="BF"/>
+      <w:color w:val="000000"/>
       <w:sz w:val="20"/>
       <w:szCs w:val="20"/>
     </w:rPr>
@@ -1291,7 +1418,7 @@
     <w:rPr>
       <w:b/>
       <w:bCs/>
-      <w:color w:val="4F81BD" w:themeColor="accent1"/>
+      <w:color w:val="000000"/>
       <w:sz w:val="18"/>
       <w:szCs w:val="18"/>
     </w:rPr>
@@ -1335,7 +1462,7 @@
       <w:bCs/>
       <w:i/>
       <w:iCs/>
-      <w:color w:val="4F81BD" w:themeColor="accent1"/>
+      <w:color w:val="000000"/>
     </w:rPr>
   </w:style>
   <w:style w:type="character" w:customStyle="1" w:styleId="IntenseQuoteChar">
@@ -1349,7 +1476,7 @@
       <w:bCs/>
       <w:i/>
       <w:iCs/>
-      <w:color w:val="4F81BD" w:themeColor="accent1"/>
+      <w:color w:val="000000"/>
     </w:rPr>
   </w:style>
   <w:style w:type="character" w:styleId="SubtleEmphasis">
@@ -1361,7 +1488,7 @@
     <w:rPr>
       <w:i/>
       <w:iCs/>
-      <w:color w:val="808080" w:themeColor="text1" w:themeTint="7F"/>
+      <w:color w:val="000000"/>
     </w:rPr>
   </w:style>
   <w:style w:type="character" w:styleId="IntenseEmphasis">
@@ -1375,7 +1502,7 @@
       <w:bCs/>
       <w:i/>
       <w:iCs/>
-      <w:color w:val="4F81BD" w:themeColor="accent1"/>
+      <w:color w:val="000000"/>
     </w:rPr>
   </w:style>
   <w:style w:type="character" w:styleId="SubtleReference">
@@ -1386,7 +1513,7 @@
     <w:rsid w:val="00FC693F"/>
     <w:rPr>
       <w:smallCaps/>
-      <w:color w:val="C0504D" w:themeColor="accent2"/>
+      <w:color w:val="000000"/>
       <w:u w:val="single"/>
     </w:rPr>
   </w:style>
@@ -1400,7 +1527,7 @@
       <w:b/>
       <w:bCs/>
       <w:smallCaps/>
-      <w:color w:val="C0504D" w:themeColor="accent2"/>
+      <w:color w:val="000000"/>
       <w:spacing w:val="5"/>
       <w:u w:val="single"/>
     </w:rPr>
@@ -1466,7 +1593,7 @@
       <w:spacing w:after="0" w:line="240" w:lineRule="auto"/>
     </w:pPr>
     <w:rPr>
-      <w:color w:val="000000" w:themeColor="text1" w:themeShade="BF"/>
+      <w:color w:val="000000"/>
     </w:rPr>
     <w:tblPr>
       <w:tblStyleRowBandSize w:val="1"/>
@@ -1569,7 +1696,7 @@
       <w:spacing w:after="0" w:line="240" w:lineRule="auto"/>
     </w:pPr>
     <w:rPr>
-      <w:color w:val="365F91" w:themeColor="accent1" w:themeShade="BF"/>
+      <w:color w:val="000000"/>
     </w:rPr>
     <w:tblPr>
       <w:tblStyleRowBandSize w:val="1"/>
@@ -1672,7 +1799,7 @@
       <w:spacing w:after="0" w:line="240" w:lineRule="auto"/>
     </w:pPr>
     <w:rPr>
-      <w:color w:val="943634" w:themeColor="accent2" w:themeShade="BF"/>
+      <w:color w:val="000000"/>
     </w:rPr>
     <w:tblPr>
       <w:tblStyleRowBandSize w:val="1"/>
@@ -1775,7 +1902,7 @@
       <w:spacing w:after="0" w:line="240" w:lineRule="auto"/>
     </w:pPr>
     <w:rPr>
-      <w:color w:val="76923C" w:themeColor="accent3" w:themeShade="BF"/>
+      <w:color w:val="000000"/>
     </w:rPr>
     <w:tblPr>
       <w:tblStyleRowBandSize w:val="1"/>
@@ -1878,7 +2005,7 @@
       <w:spacing w:after="0" w:line="240" w:lineRule="auto"/>
     </w:pPr>
     <w:rPr>
-      <w:color w:val="5F497A" w:themeColor="accent4" w:themeShade="BF"/>
+      <w:color w:val="000000"/>
     </w:rPr>
     <w:tblPr>
       <w:tblStyleRowBandSize w:val="1"/>
@@ -1981,7 +2108,7 @@
       <w:spacing w:after="0" w:line="240" w:lineRule="auto"/>
     </w:pPr>
     <w:rPr>
-      <w:color w:val="31849B" w:themeColor="accent5" w:themeShade="BF"/>
+      <w:color w:val="000000"/>
     </w:rPr>
     <w:tblPr>
       <w:tblStyleRowBandSize w:val="1"/>
@@ -2084,7 +2211,7 @@
       <w:spacing w:after="0" w:line="240" w:lineRule="auto"/>
     </w:pPr>
     <w:rPr>
-      <w:color w:val="E36C0A" w:themeColor="accent6" w:themeShade="BF"/>
+      <w:color w:val="000000"/>
     </w:rPr>
     <w:tblPr>
       <w:tblStyleRowBandSize w:val="1"/>
@@ -2210,7 +2337,7 @@
       <w:rPr>
         <w:b/>
         <w:bCs/>
-        <w:color w:val="FFFFFF" w:themeColor="background1"/>
+        <w:color w:val="000000"/>
       </w:rPr>
       <w:tblPr/>
       <w:tcPr>
@@ -2302,7 +2429,7 @@
       <w:rPr>
         <w:b/>
         <w:bCs/>
-        <w:color w:val="FFFFFF" w:themeColor="background1"/>
+        <w:color w:val="000000"/>
       </w:rPr>
       <w:tblPr/>
       <w:tcPr>
@@ -2394,7 +2521,7 @@
       <w:rPr>
         <w:b/>
         <w:bCs/>
-        <w:color w:val="FFFFFF" w:themeColor="background1"/>
+        <w:color w:val="000000"/>
       </w:rPr>
       <w:tblPr/>
       <w:tcPr>
@@ -2486,7 +2613,7 @@
       <w:rPr>
         <w:b/>
         <w:bCs/>
-        <w:color w:val="FFFFFF" w:themeColor="background1"/>
+        <w:color w:val="000000"/>
       </w:rPr>
       <w:tblPr/>
       <w:tcPr>
@@ -2578,7 +2705,7 @@
       <w:rPr>
         <w:b/>
         <w:bCs/>
-        <w:color w:val="FFFFFF" w:themeColor="background1"/>
+        <w:color w:val="000000"/>
       </w:rPr>
       <w:tblPr/>
       <w:tcPr>
@@ -2670,7 +2797,7 @@
       <w:rPr>
         <w:b/>
         <w:bCs/>
-        <w:color w:val="FFFFFF" w:themeColor="background1"/>
+        <w:color w:val="000000"/>
       </w:rPr>
       <w:tblPr/>
       <w:tcPr>
@@ -2762,7 +2889,7 @@
       <w:rPr>
         <w:b/>
         <w:bCs/>
-        <w:color w:val="FFFFFF" w:themeColor="background1"/>
+        <w:color w:val="000000"/>
       </w:rPr>
       <w:tblPr/>
       <w:tcPr>
@@ -3765,7 +3892,7 @@
       <w:rPr>
         <w:b/>
         <w:bCs/>
-        <w:color w:val="FFFFFF" w:themeColor="background1"/>
+        <w:color w:val="000000"/>
       </w:rPr>
       <w:tblPr/>
       <w:tcPr>
@@ -3871,7 +3998,7 @@
       <w:rPr>
         <w:b/>
         <w:bCs/>
-        <w:color w:val="FFFFFF" w:themeColor="background1"/>
+        <w:color w:val="000000"/>
       </w:rPr>
       <w:tblPr/>
       <w:tcPr>
@@ -3977,7 +4104,7 @@
       <w:rPr>
         <w:b/>
         <w:bCs/>
-        <w:color w:val="FFFFFF" w:themeColor="background1"/>
+        <w:color w:val="000000"/>
       </w:rPr>
       <w:tblPr/>
       <w:tcPr>
@@ -4083,7 +4210,7 @@
       <w:rPr>
         <w:b/>
         <w:bCs/>
-        <w:color w:val="FFFFFF" w:themeColor="background1"/>
+        <w:color w:val="000000"/>
       </w:rPr>
       <w:tblPr/>
       <w:tcPr>
@@ -4189,7 +4316,7 @@
       <w:rPr>
         <w:b/>
         <w:bCs/>
-        <w:color w:val="FFFFFF" w:themeColor="background1"/>
+        <w:color w:val="000000"/>
       </w:rPr>
       <w:tblPr/>
       <w:tcPr>
@@ -4295,7 +4422,7 @@
       <w:rPr>
         <w:b/>
         <w:bCs/>
-        <w:color w:val="FFFFFF" w:themeColor="background1"/>
+        <w:color w:val="000000"/>
       </w:rPr>
       <w:tblPr/>
       <w:tcPr>
@@ -4401,7 +4528,7 @@
       <w:rPr>
         <w:b/>
         <w:bCs/>
-        <w:color w:val="FFFFFF" w:themeColor="background1"/>
+        <w:color w:val="000000"/>
       </w:rPr>
       <w:tblPr/>
       <w:tcPr>
@@ -4504,7 +4631,7 @@
       <w:rPr>
         <w:b/>
         <w:bCs/>
-        <w:color w:val="FFFFFF" w:themeColor="background1"/>
+        <w:color w:val="000000"/>
       </w:rPr>
       <w:tblPr/>
       <w:tcPr>
@@ -4524,7 +4651,7 @@
         <w:spacing w:before="0" w:after="0" w:line="240" w:lineRule="auto"/>
       </w:pPr>
       <w:rPr>
-        <w:color w:val="auto"/>
+        <w:color w:val="000000"/>
       </w:rPr>
       <w:tblPr/>
       <w:tcPr>
@@ -4543,7 +4670,7 @@
       <w:rPr>
         <w:b/>
         <w:bCs/>
-        <w:color w:val="FFFFFF" w:themeColor="background1"/>
+        <w:color w:val="000000"/>
       </w:rPr>
       <w:tblPr/>
       <w:tcPr>
@@ -4562,7 +4689,7 @@
       <w:rPr>
         <w:b/>
         <w:bCs/>
-        <w:color w:val="FFFFFF" w:themeColor="background1"/>
+        <w:color w:val="000000"/>
       </w:rPr>
       <w:tblPr/>
       <w:tcPr>
@@ -4608,7 +4735,7 @@
     </w:tblStylePr>
     <w:tblStylePr w:type="nwCell">
       <w:rPr>
-        <w:color w:val="FFFFFF" w:themeColor="background1"/>
+        <w:color w:val="000000"/>
       </w:rPr>
       <w:tblPr/>
       <w:tcPr>
@@ -4653,7 +4780,7 @@
       <w:rPr>
         <w:b/>
         <w:bCs/>
-        <w:color w:val="FFFFFF" w:themeColor="background1"/>
+        <w:color w:val="000000"/>
       </w:rPr>
       <w:tblPr/>
       <w:tcPr>
@@ -4673,7 +4800,7 @@
         <w:spacing w:before="0" w:after="0" w:line="240" w:lineRule="auto"/>
       </w:pPr>
       <w:rPr>
-        <w:color w:val="auto"/>
+        <w:color w:val="000000"/>
       </w:rPr>
       <w:tblPr/>
       <w:tcPr>
@@ -4692,7 +4819,7 @@
       <w:rPr>
         <w:b/>
         <w:bCs/>
-        <w:color w:val="FFFFFF" w:themeColor="background1"/>
+        <w:color w:val="000000"/>
       </w:rPr>
       <w:tblPr/>
       <w:tcPr>
@@ -4711,7 +4838,7 @@
       <w:rPr>
         <w:b/>
         <w:bCs/>
-        <w:color w:val="FFFFFF" w:themeColor="background1"/>
+        <w:color w:val="000000"/>
       </w:rPr>
       <w:tblPr/>
       <w:tcPr>
@@ -4757,7 +4884,7 @@
     </w:tblStylePr>
     <w:tblStylePr w:type="nwCell">
       <w:rPr>
-        <w:color w:val="FFFFFF" w:themeColor="background1"/>
+        <w:color w:val="000000"/>
       </w:rPr>
       <w:tblPr/>
       <w:tcPr>
@@ -4802,7 +4929,7 @@
       <w:rPr>
         <w:b/>
         <w:bCs/>
-        <w:color w:val="FFFFFF" w:themeColor="background1"/>
+        <w:color w:val="000000"/>
       </w:rPr>
       <w:tblPr/>
       <w:tcPr>
@@ -4822,7 +4949,7 @@
         <w:spacing w:before="0" w:after="0" w:line="240" w:lineRule="auto"/>
       </w:pPr>
       <w:rPr>
-        <w:color w:val="auto"/>
+        <w:color w:val="000000"/>
       </w:rPr>
       <w:tblPr/>
       <w:tcPr>
@@ -4841,7 +4968,7 @@
       <w:rPr>
         <w:b/>
         <w:bCs/>
-        <w:color w:val="FFFFFF" w:themeColor="background1"/>
+        <w:color w:val="000000"/>
       </w:rPr>
       <w:tblPr/>
       <w:tcPr>
@@ -4860,7 +4987,7 @@
       <w:rPr>
         <w:b/>
         <w:bCs/>
-        <w:color w:val="FFFFFF" w:themeColor="background1"/>
+        <w:color w:val="000000"/>
       </w:rPr>
       <w:tblPr/>
       <w:tcPr>
@@ -4906,7 +5033,7 @@
     </w:tblStylePr>
     <w:tblStylePr w:type="nwCell">
       <w:rPr>
-        <w:color w:val="FFFFFF" w:themeColor="background1"/>
+        <w:color w:val="000000"/>
       </w:rPr>
       <w:tblPr/>
       <w:tcPr>
@@ -4951,7 +5078,7 @@
       <w:rPr>
         <w:b/>
         <w:bCs/>
-        <w:color w:val="FFFFFF" w:themeColor="background1"/>
+        <w:color w:val="000000"/>
       </w:rPr>
       <w:tblPr/>
       <w:tcPr>
@@ -4971,7 +5098,7 @@
         <w:spacing w:before="0" w:after="0" w:line="240" w:lineRule="auto"/>
       </w:pPr>
       <w:rPr>
-        <w:color w:val="auto"/>
+        <w:color w:val="000000"/>
       </w:rPr>
       <w:tblPr/>
       <w:tcPr>
@@ -4990,7 +5117,7 @@
       <w:rPr>
         <w:b/>
         <w:bCs/>
-        <w:color w:val="FFFFFF" w:themeColor="background1"/>
+        <w:color w:val="000000"/>
       </w:rPr>
       <w:tblPr/>
       <w:tcPr>
@@ -5009,7 +5136,7 @@
       <w:rPr>
         <w:b/>
         <w:bCs/>
-        <w:color w:val="FFFFFF" w:themeColor="background1"/>
+        <w:color w:val="000000"/>
       </w:rPr>
       <w:tblPr/>
       <w:tcPr>
@@ -5055,7 +5182,7 @@
     </w:tblStylePr>
     <w:tblStylePr w:type="nwCell">
       <w:rPr>
-        <w:color w:val="FFFFFF" w:themeColor="background1"/>
+        <w:color w:val="000000"/>
       </w:rPr>
       <w:tblPr/>
       <w:tcPr>
@@ -5100,7 +5227,7 @@
       <w:rPr>
         <w:b/>
         <w:bCs/>
-        <w:color w:val="FFFFFF" w:themeColor="background1"/>
+        <w:color w:val="000000"/>
       </w:rPr>
       <w:tblPr/>
       <w:tcPr>
@@ -5120,7 +5247,7 @@
         <w:spacing w:before="0" w:after="0" w:line="240" w:lineRule="auto"/>
       </w:pPr>
       <w:rPr>
-        <w:color w:val="auto"/>
+        <w:color w:val="000000"/>
       </w:rPr>
       <w:tblPr/>
       <w:tcPr>
@@ -5139,7 +5266,7 @@
       <w:rPr>
         <w:b/>
         <w:bCs/>
-        <w:color w:val="FFFFFF" w:themeColor="background1"/>
+        <w:color w:val="000000"/>
       </w:rPr>
       <w:tblPr/>
       <w:tcPr>
@@ -5158,7 +5285,7 @@
       <w:rPr>
         <w:b/>
         <w:bCs/>
-        <w:color w:val="FFFFFF" w:themeColor="background1"/>
+        <w:color w:val="000000"/>
       </w:rPr>
       <w:tblPr/>
       <w:tcPr>
@@ -5204,7 +5331,7 @@
     </w:tblStylePr>
     <w:tblStylePr w:type="nwCell">
       <w:rPr>
-        <w:color w:val="FFFFFF" w:themeColor="background1"/>
+        <w:color w:val="000000"/>
       </w:rPr>
       <w:tblPr/>
       <w:tcPr>
@@ -5249,7 +5376,7 @@
       <w:rPr>
         <w:b/>
         <w:bCs/>
-        <w:color w:val="FFFFFF" w:themeColor="background1"/>
+        <w:color w:val="000000"/>
       </w:rPr>
       <w:tblPr/>
       <w:tcPr>
@@ -5269,7 +5396,7 @@
         <w:spacing w:before="0" w:after="0" w:line="240" w:lineRule="auto"/>
       </w:pPr>
       <w:rPr>
-        <w:color w:val="auto"/>
+        <w:color w:val="000000"/>
       </w:rPr>
       <w:tblPr/>
       <w:tcPr>
@@ -5288,7 +5415,7 @@
       <w:rPr>
         <w:b/>
         <w:bCs/>
-        <w:color w:val="FFFFFF" w:themeColor="background1"/>
+        <w:color w:val="000000"/>
       </w:rPr>
       <w:tblPr/>
       <w:tcPr>
@@ -5307,7 +5434,7 @@
       <w:rPr>
         <w:b/>
         <w:bCs/>
-        <w:color w:val="FFFFFF" w:themeColor="background1"/>
+        <w:color w:val="000000"/>
       </w:rPr>
       <w:tblPr/>
       <w:tcPr>
@@ -5353,7 +5480,7 @@
     </w:tblStylePr>
     <w:tblStylePr w:type="nwCell">
       <w:rPr>
-        <w:color w:val="FFFFFF" w:themeColor="background1"/>
+        <w:color w:val="000000"/>
       </w:rPr>
       <w:tblPr/>
       <w:tcPr>
@@ -5398,7 +5525,7 @@
       <w:rPr>
         <w:b/>
         <w:bCs/>
-        <w:color w:val="FFFFFF" w:themeColor="background1"/>
+        <w:color w:val="000000"/>
       </w:rPr>
       <w:tblPr/>
       <w:tcPr>
@@ -5418,7 +5545,7 @@
         <w:spacing w:before="0" w:after="0" w:line="240" w:lineRule="auto"/>
       </w:pPr>
       <w:rPr>
-        <w:color w:val="auto"/>
+        <w:color w:val="000000"/>
       </w:rPr>
       <w:tblPr/>
       <w:tcPr>
@@ -5437,7 +5564,7 @@
       <w:rPr>
         <w:b/>
         <w:bCs/>
-        <w:color w:val="FFFFFF" w:themeColor="background1"/>
+        <w:color w:val="000000"/>
       </w:rPr>
       <w:tblPr/>
       <w:tcPr>
@@ -5456,7 +5583,7 @@
       <w:rPr>
         <w:b/>
         <w:bCs/>
-        <w:color w:val="FFFFFF" w:themeColor="background1"/>
+        <w:color w:val="000000"/>
       </w:rPr>
       <w:tblPr/>
       <w:tcPr>
@@ -5502,7 +5629,7 @@
     </w:tblStylePr>
     <w:tblStylePr w:type="nwCell">
       <w:rPr>
-        <w:color w:val="FFFFFF" w:themeColor="background1"/>
+        <w:color w:val="000000"/>
       </w:rPr>
       <w:tblPr/>
       <w:tcPr>
@@ -5526,7 +5653,7 @@
       <w:spacing w:after="0" w:line="240" w:lineRule="auto"/>
     </w:pPr>
     <w:rPr>
-      <w:color w:val="000000" w:themeColor="text1"/>
+      <w:color w:val="000000"/>
     </w:rPr>
     <w:tblPr>
       <w:tblStyleRowBandSize w:val="1"/>
@@ -5559,7 +5686,7 @@
       <w:rPr>
         <w:b/>
         <w:bCs/>
-        <w:color w:val="1F497D" w:themeColor="text2"/>
+        <w:color w:val="000000"/>
       </w:rPr>
       <w:tblPr/>
       <w:tcPr>
@@ -5610,7 +5737,7 @@
       <w:spacing w:after="0" w:line="240" w:lineRule="auto"/>
     </w:pPr>
     <w:rPr>
-      <w:color w:val="000000" w:themeColor="text1"/>
+      <w:color w:val="000000"/>
     </w:rPr>
     <w:tblPr>
       <w:tblStyleRowBandSize w:val="1"/>
@@ -5643,7 +5770,7 @@
       <w:rPr>
         <w:b/>
         <w:bCs/>
-        <w:color w:val="1F497D" w:themeColor="text2"/>
+        <w:color w:val="000000"/>
       </w:rPr>
       <w:tblPr/>
       <w:tcPr>
@@ -5694,7 +5821,7 @@
       <w:spacing w:after="0" w:line="240" w:lineRule="auto"/>
     </w:pPr>
     <w:rPr>
-      <w:color w:val="000000" w:themeColor="text1"/>
+      <w:color w:val="000000"/>
     </w:rPr>
     <w:tblPr>
       <w:tblStyleRowBandSize w:val="1"/>
@@ -5727,7 +5854,7 @@
       <w:rPr>
         <w:b/>
         <w:bCs/>
-        <w:color w:val="1F497D" w:themeColor="text2"/>
+        <w:color w:val="000000"/>
       </w:rPr>
       <w:tblPr/>
       <w:tcPr>
@@ -5778,7 +5905,7 @@
       <w:spacing w:after="0" w:line="240" w:lineRule="auto"/>
     </w:pPr>
     <w:rPr>
-      <w:color w:val="000000" w:themeColor="text1"/>
+      <w:color w:val="000000"/>
     </w:rPr>
     <w:tblPr>
       <w:tblStyleRowBandSize w:val="1"/>
@@ -5811,7 +5938,7 @@
       <w:rPr>
         <w:b/>
         <w:bCs/>
-        <w:color w:val="1F497D" w:themeColor="text2"/>
+        <w:color w:val="000000"/>
       </w:rPr>
       <w:tblPr/>
       <w:tcPr>
@@ -5862,7 +5989,7 @@
       <w:spacing w:after="0" w:line="240" w:lineRule="auto"/>
     </w:pPr>
     <w:rPr>
-      <w:color w:val="000000" w:themeColor="text1"/>
+      <w:color w:val="000000"/>
     </w:rPr>
     <w:tblPr>
       <w:tblStyleRowBandSize w:val="1"/>
@@ -5895,7 +6022,7 @@
       <w:rPr>
         <w:b/>
         <w:bCs/>
-        <w:color w:val="1F497D" w:themeColor="text2"/>
+        <w:color w:val="000000"/>
       </w:rPr>
       <w:tblPr/>
       <w:tcPr>
@@ -5946,7 +6073,7 @@
       <w:spacing w:after="0" w:line="240" w:lineRule="auto"/>
     </w:pPr>
     <w:rPr>
-      <w:color w:val="000000" w:themeColor="text1"/>
+      <w:color w:val="000000"/>
     </w:rPr>
     <w:tblPr>
       <w:tblStyleRowBandSize w:val="1"/>
@@ -5979,7 +6106,7 @@
       <w:rPr>
         <w:b/>
         <w:bCs/>
-        <w:color w:val="1F497D" w:themeColor="text2"/>
+        <w:color w:val="000000"/>
       </w:rPr>
       <w:tblPr/>
       <w:tcPr>
@@ -6030,7 +6157,7 @@
       <w:spacing w:after="0" w:line="240" w:lineRule="auto"/>
     </w:pPr>
     <w:rPr>
-      <w:color w:val="000000" w:themeColor="text1"/>
+      <w:color w:val="000000"/>
     </w:rPr>
     <w:tblPr>
       <w:tblStyleRowBandSize w:val="1"/>
@@ -6063,7 +6190,7 @@
       <w:rPr>
         <w:b/>
         <w:bCs/>
-        <w:color w:val="1F497D" w:themeColor="text2"/>
+        <w:color w:val="000000"/>
       </w:rPr>
       <w:tblPr/>
       <w:tcPr>
@@ -6115,7 +6242,7 @@
     </w:pPr>
     <w:rPr>
       <w:rFonts w:asciiTheme="majorHAnsi" w:eastAsiaTheme="majorEastAsia" w:hAnsiTheme="majorHAnsi" w:cstheme="majorBidi"/>
-      <w:color w:val="000000" w:themeColor="text1"/>
+      <w:color w:val="000000"/>
     </w:rPr>
     <w:tblPr>
       <w:tblStyleRowBandSize w:val="1"/>
@@ -6243,7 +6370,7 @@
     </w:pPr>
     <w:rPr>
       <w:rFonts w:asciiTheme="majorHAnsi" w:eastAsiaTheme="majorEastAsia" w:hAnsiTheme="majorHAnsi" w:cstheme="majorBidi"/>
-      <w:color w:val="000000" w:themeColor="text1"/>
+      <w:color w:val="000000"/>
     </w:rPr>
     <w:tblPr>
       <w:tblStyleRowBandSize w:val="1"/>
@@ -6371,7 +6498,7 @@
     </w:pPr>
     <w:rPr>
       <w:rFonts w:asciiTheme="majorHAnsi" w:eastAsiaTheme="majorEastAsia" w:hAnsiTheme="majorHAnsi" w:cstheme="majorBidi"/>
-      <w:color w:val="000000" w:themeColor="text1"/>
+      <w:color w:val="000000"/>
     </w:rPr>
     <w:tblPr>
       <w:tblStyleRowBandSize w:val="1"/>
@@ -6499,7 +6626,7 @@
     </w:pPr>
     <w:rPr>
       <w:rFonts w:asciiTheme="majorHAnsi" w:eastAsiaTheme="majorEastAsia" w:hAnsiTheme="majorHAnsi" w:cstheme="majorBidi"/>
-      <w:color w:val="000000" w:themeColor="text1"/>
+      <w:color w:val="000000"/>
     </w:rPr>
     <w:tblPr>
       <w:tblStyleRowBandSize w:val="1"/>
@@ -6627,7 +6754,7 @@
     </w:pPr>
     <w:rPr>
       <w:rFonts w:asciiTheme="majorHAnsi" w:eastAsiaTheme="majorEastAsia" w:hAnsiTheme="majorHAnsi" w:cstheme="majorBidi"/>
-      <w:color w:val="000000" w:themeColor="text1"/>
+      <w:color w:val="000000"/>
     </w:rPr>
     <w:tblPr>
       <w:tblStyleRowBandSize w:val="1"/>
@@ -6755,7 +6882,7 @@
     </w:pPr>
     <w:rPr>
       <w:rFonts w:asciiTheme="majorHAnsi" w:eastAsiaTheme="majorEastAsia" w:hAnsiTheme="majorHAnsi" w:cstheme="majorBidi"/>
-      <w:color w:val="000000" w:themeColor="text1"/>
+      <w:color w:val="000000"/>
     </w:rPr>
     <w:tblPr>
       <w:tblStyleRowBandSize w:val="1"/>
@@ -6883,7 +7010,7 @@
     </w:pPr>
     <w:rPr>
       <w:rFonts w:asciiTheme="majorHAnsi" w:eastAsiaTheme="majorEastAsia" w:hAnsiTheme="majorHAnsi" w:cstheme="majorBidi"/>
-      <w:color w:val="000000" w:themeColor="text1"/>
+      <w:color w:val="000000"/>
     </w:rPr>
     <w:tblPr>
       <w:tblStyleRowBandSize w:val="1"/>
@@ -7522,7 +7649,7 @@
     </w:pPr>
     <w:rPr>
       <w:rFonts w:asciiTheme="majorHAnsi" w:eastAsiaTheme="majorEastAsia" w:hAnsiTheme="majorHAnsi" w:cstheme="majorBidi"/>
-      <w:color w:val="000000" w:themeColor="text1"/>
+      <w:color w:val="000000"/>
     </w:rPr>
     <w:tblPr>
       <w:tblStyleRowBandSize w:val="1"/>
@@ -7550,7 +7677,7 @@
       <w:rPr>
         <w:b/>
         <w:bCs/>
-        <w:color w:val="000000" w:themeColor="text1"/>
+        <w:color w:val="000000"/>
       </w:rPr>
       <w:tblPr/>
       <w:tcPr>
@@ -7561,7 +7688,7 @@
       <w:rPr>
         <w:b/>
         <w:bCs/>
-        <w:color w:val="000000" w:themeColor="text1"/>
+        <w:color w:val="000000"/>
       </w:rPr>
       <w:tblPr/>
       <w:tcPr>
@@ -7580,7 +7707,7 @@
       <w:rPr>
         <w:b/>
         <w:bCs/>
-        <w:color w:val="000000" w:themeColor="text1"/>
+        <w:color w:val="000000"/>
       </w:rPr>
       <w:tblPr/>
       <w:tcPr>
@@ -7599,7 +7726,7 @@
       <w:rPr>
         <w:b w:val="0"/>
         <w:bCs w:val="0"/>
-        <w:color w:val="000000" w:themeColor="text1"/>
+        <w:color w:val="000000"/>
       </w:rPr>
       <w:tblPr/>
       <w:tcPr>
@@ -7647,7 +7774,7 @@
     </w:pPr>
     <w:rPr>
       <w:rFonts w:asciiTheme="majorHAnsi" w:eastAsiaTheme="majorEastAsia" w:hAnsiTheme="majorHAnsi" w:cstheme="majorBidi"/>
-      <w:color w:val="000000" w:themeColor="text1"/>
+      <w:color w:val="000000"/>
     </w:rPr>
     <w:tblPr>
       <w:tblStyleRowBandSize w:val="1"/>
@@ -7675,7 +7802,7 @@
       <w:rPr>
         <w:b/>
         <w:bCs/>
-        <w:color w:val="000000" w:themeColor="text1"/>
+        <w:color w:val="000000"/>
       </w:rPr>
       <w:tblPr/>
       <w:tcPr>
@@ -7686,7 +7813,7 @@
       <w:rPr>
         <w:b/>
         <w:bCs/>
-        <w:color w:val="000000" w:themeColor="text1"/>
+        <w:color w:val="000000"/>
       </w:rPr>
       <w:tblPr/>
       <w:tcPr>
@@ -7705,7 +7832,7 @@
       <w:rPr>
         <w:b/>
         <w:bCs/>
-        <w:color w:val="000000" w:themeColor="text1"/>
+        <w:color w:val="000000"/>
       </w:rPr>
       <w:tblPr/>
       <w:tcPr>
@@ -7724,7 +7851,7 @@
       <w:rPr>
         <w:b w:val="0"/>
         <w:bCs w:val="0"/>
-        <w:color w:val="000000" w:themeColor="text1"/>
+        <w:color w:val="000000"/>
       </w:rPr>
       <w:tblPr/>
       <w:tcPr>
@@ -7772,7 +7899,7 @@
     </w:pPr>
     <w:rPr>
       <w:rFonts w:asciiTheme="majorHAnsi" w:eastAsiaTheme="majorEastAsia" w:hAnsiTheme="majorHAnsi" w:cstheme="majorBidi"/>
-      <w:color w:val="000000" w:themeColor="text1"/>
+      <w:color w:val="000000"/>
     </w:rPr>
     <w:tblPr>
       <w:tblStyleRowBandSize w:val="1"/>
@@ -7800,7 +7927,7 @@
       <w:rPr>
         <w:b/>
         <w:bCs/>
-        <w:color w:val="000000" w:themeColor="text1"/>
+        <w:color w:val="000000"/>
       </w:rPr>
       <w:tblPr/>
       <w:tcPr>
@@ -7811,7 +7938,7 @@
       <w:rPr>
         <w:b/>
         <w:bCs/>
-        <w:color w:val="000000" w:themeColor="text1"/>
+        <w:color w:val="000000"/>
       </w:rPr>
       <w:tblPr/>
       <w:tcPr>
@@ -7830,7 +7957,7 @@
       <w:rPr>
         <w:b/>
         <w:bCs/>
-        <w:color w:val="000000" w:themeColor="text1"/>
+        <w:color w:val="000000"/>
       </w:rPr>
       <w:tblPr/>
       <w:tcPr>
@@ -7849,7 +7976,7 @@
       <w:rPr>
         <w:b w:val="0"/>
         <w:bCs w:val="0"/>
-        <w:color w:val="000000" w:themeColor="text1"/>
+        <w:color w:val="000000"/>
       </w:rPr>
       <w:tblPr/>
       <w:tcPr>
@@ -7897,7 +8024,7 @@
     </w:pPr>
     <w:rPr>
       <w:rFonts w:asciiTheme="majorHAnsi" w:eastAsiaTheme="majorEastAsia" w:hAnsiTheme="majorHAnsi" w:cstheme="majorBidi"/>
-      <w:color w:val="000000" w:themeColor="text1"/>
+      <w:color w:val="000000"/>
     </w:rPr>
     <w:tblPr>
       <w:tblStyleRowBandSize w:val="1"/>
@@ -7925,7 +8052,7 @@
       <w:rPr>
         <w:b/>
         <w:bCs/>
-        <w:color w:val="000000" w:themeColor="text1"/>
+        <w:color w:val="000000"/>
       </w:rPr>
       <w:tblPr/>
       <w:tcPr>
@@ -7936,7 +8063,7 @@
       <w:rPr>
         <w:b/>
         <w:bCs/>
-        <w:color w:val="000000" w:themeColor="text1"/>
+        <w:color w:val="000000"/>
       </w:rPr>
       <w:tblPr/>
       <w:tcPr>
@@ -7955,7 +8082,7 @@
       <w:rPr>
         <w:b/>
         <w:bCs/>
-        <w:color w:val="000000" w:themeColor="text1"/>
+        <w:color w:val="000000"/>
       </w:rPr>
       <w:tblPr/>
       <w:tcPr>
@@ -7974,7 +8101,7 @@
       <w:rPr>
         <w:b w:val="0"/>
         <w:bCs w:val="0"/>
-        <w:color w:val="000000" w:themeColor="text1"/>
+        <w:color w:val="000000"/>
       </w:rPr>
       <w:tblPr/>
       <w:tcPr>
@@ -8022,7 +8149,7 @@
     </w:pPr>
     <w:rPr>
       <w:rFonts w:asciiTheme="majorHAnsi" w:eastAsiaTheme="majorEastAsia" w:hAnsiTheme="majorHAnsi" w:cstheme="majorBidi"/>
-      <w:color w:val="000000" w:themeColor="text1"/>
+      <w:color w:val="000000"/>
     </w:rPr>
     <w:tblPr>
       <w:tblStyleRowBandSize w:val="1"/>
@@ -8050,7 +8177,7 @@
       <w:rPr>
         <w:b/>
         <w:bCs/>
-        <w:color w:val="000000" w:themeColor="text1"/>
+        <w:color w:val="000000"/>
       </w:rPr>
       <w:tblPr/>
       <w:tcPr>
@@ -8061,7 +8188,7 @@
       <w:rPr>
         <w:b/>
         <w:bCs/>
-        <w:color w:val="000000" w:themeColor="text1"/>
+        <w:color w:val="000000"/>
       </w:rPr>
       <w:tblPr/>
       <w:tcPr>
@@ -8080,7 +8207,7 @@
       <w:rPr>
         <w:b/>
         <w:bCs/>
-        <w:color w:val="000000" w:themeColor="text1"/>
+        <w:color w:val="000000"/>
       </w:rPr>
       <w:tblPr/>
       <w:tcPr>
@@ -8099,7 +8226,7 @@
       <w:rPr>
         <w:b w:val="0"/>
         <w:bCs w:val="0"/>
-        <w:color w:val="000000" w:themeColor="text1"/>
+        <w:color w:val="000000"/>
       </w:rPr>
       <w:tblPr/>
       <w:tcPr>
@@ -8147,7 +8274,7 @@
     </w:pPr>
     <w:rPr>
       <w:rFonts w:asciiTheme="majorHAnsi" w:eastAsiaTheme="majorEastAsia" w:hAnsiTheme="majorHAnsi" w:cstheme="majorBidi"/>
-      <w:color w:val="000000" w:themeColor="text1"/>
+      <w:color w:val="000000"/>
     </w:rPr>
     <w:tblPr>
       <w:tblStyleRowBandSize w:val="1"/>
@@ -8175,7 +8302,7 @@
       <w:rPr>
         <w:b/>
         <w:bCs/>
-        <w:color w:val="000000" w:themeColor="text1"/>
+        <w:color w:val="000000"/>
       </w:rPr>
       <w:tblPr/>
       <w:tcPr>
@@ -8186,7 +8313,7 @@
       <w:rPr>
         <w:b/>
         <w:bCs/>
-        <w:color w:val="000000" w:themeColor="text1"/>
+        <w:color w:val="000000"/>
       </w:rPr>
       <w:tblPr/>
       <w:tcPr>
@@ -8205,7 +8332,7 @@
       <w:rPr>
         <w:b/>
         <w:bCs/>
-        <w:color w:val="000000" w:themeColor="text1"/>
+        <w:color w:val="000000"/>
       </w:rPr>
       <w:tblPr/>
       <w:tcPr>
@@ -8224,7 +8351,7 @@
       <w:rPr>
         <w:b w:val="0"/>
         <w:bCs w:val="0"/>
-        <w:color w:val="000000" w:themeColor="text1"/>
+        <w:color w:val="000000"/>
       </w:rPr>
       <w:tblPr/>
       <w:tcPr>
@@ -8272,7 +8399,7 @@
     </w:pPr>
     <w:rPr>
       <w:rFonts w:asciiTheme="majorHAnsi" w:eastAsiaTheme="majorEastAsia" w:hAnsiTheme="majorHAnsi" w:cstheme="majorBidi"/>
-      <w:color w:val="000000" w:themeColor="text1"/>
+      <w:color w:val="000000"/>
     </w:rPr>
     <w:tblPr>
       <w:tblStyleRowBandSize w:val="1"/>
@@ -8300,7 +8427,7 @@
       <w:rPr>
         <w:b/>
         <w:bCs/>
-        <w:color w:val="000000" w:themeColor="text1"/>
+        <w:color w:val="000000"/>
       </w:rPr>
       <w:tblPr/>
       <w:tcPr>
@@ -8311,7 +8438,7 @@
       <w:rPr>
         <w:b/>
         <w:bCs/>
-        <w:color w:val="000000" w:themeColor="text1"/>
+        <w:color w:val="000000"/>
       </w:rPr>
       <w:tblPr/>
       <w:tcPr>
@@ -8330,7 +8457,7 @@
       <w:rPr>
         <w:b/>
         <w:bCs/>
-        <w:color w:val="000000" w:themeColor="text1"/>
+        <w:color w:val="000000"/>
       </w:rPr>
       <w:tblPr/>
       <w:tcPr>
@@ -8349,7 +8476,7 @@
       <w:rPr>
         <w:b w:val="0"/>
         <w:bCs w:val="0"/>
-        <w:color w:val="000000" w:themeColor="text1"/>
+        <w:color w:val="000000"/>
       </w:rPr>
       <w:tblPr/>
       <w:tcPr>
@@ -8423,7 +8550,7 @@
         <w:bCs/>
         <w:i w:val="0"/>
         <w:iCs w:val="0"/>
-        <w:color w:val="FFFFFF" w:themeColor="background1"/>
+        <w:color w:val="000000"/>
       </w:rPr>
       <w:tblPr/>
       <w:tcPr>
@@ -8444,7 +8571,7 @@
         <w:bCs/>
         <w:i w:val="0"/>
         <w:iCs w:val="0"/>
-        <w:color w:val="FFFFFF" w:themeColor="background1"/>
+        <w:color w:val="000000"/>
       </w:rPr>
       <w:tblPr/>
       <w:tcPr>
@@ -8465,7 +8592,7 @@
         <w:bCs/>
         <w:i w:val="0"/>
         <w:iCs w:val="0"/>
-        <w:color w:val="FFFFFF" w:themeColor="background1"/>
+        <w:color w:val="000000"/>
       </w:rPr>
       <w:tblPr/>
       <w:tcPr>
@@ -8484,7 +8611,7 @@
         <w:bCs/>
         <w:i w:val="0"/>
         <w:iCs w:val="0"/>
-        <w:color w:val="FFFFFF" w:themeColor="background1"/>
+        <w:color w:val="000000"/>
       </w:rPr>
       <w:tblPr/>
       <w:tcPr>
@@ -8564,7 +8691,7 @@
         <w:bCs/>
         <w:i w:val="0"/>
         <w:iCs w:val="0"/>
-        <w:color w:val="FFFFFF" w:themeColor="background1"/>
+        <w:color w:val="000000"/>
       </w:rPr>
       <w:tblPr/>
       <w:tcPr>
@@ -8585,7 +8712,7 @@
         <w:bCs/>
         <w:i w:val="0"/>
         <w:iCs w:val="0"/>
-        <w:color w:val="FFFFFF" w:themeColor="background1"/>
+        <w:color w:val="000000"/>
       </w:rPr>
       <w:tblPr/>
       <w:tcPr>
@@ -8606,7 +8733,7 @@
         <w:bCs/>
         <w:i w:val="0"/>
         <w:iCs w:val="0"/>
-        <w:color w:val="FFFFFF" w:themeColor="background1"/>
+        <w:color w:val="000000"/>
       </w:rPr>
       <w:tblPr/>
       <w:tcPr>
@@ -8625,7 +8752,7 @@
         <w:bCs/>
         <w:i w:val="0"/>
         <w:iCs w:val="0"/>
-        <w:color w:val="FFFFFF" w:themeColor="background1"/>
+        <w:color w:val="000000"/>
       </w:rPr>
       <w:tblPr/>
       <w:tcPr>
@@ -8705,7 +8832,7 @@
         <w:bCs/>
         <w:i w:val="0"/>
         <w:iCs w:val="0"/>
-        <w:color w:val="FFFFFF" w:themeColor="background1"/>
+        <w:color w:val="000000"/>
       </w:rPr>
       <w:tblPr/>
       <w:tcPr>
@@ -8726,7 +8853,7 @@
         <w:bCs/>
         <w:i w:val="0"/>
         <w:iCs w:val="0"/>
-        <w:color w:val="FFFFFF" w:themeColor="background1"/>
+        <w:color w:val="000000"/>
       </w:rPr>
       <w:tblPr/>
       <w:tcPr>
@@ -8747,7 +8874,7 @@
         <w:bCs/>
         <w:i w:val="0"/>
         <w:iCs w:val="0"/>
-        <w:color w:val="FFFFFF" w:themeColor="background1"/>
+        <w:color w:val="000000"/>
       </w:rPr>
       <w:tblPr/>
       <w:tcPr>
@@ -8766,7 +8893,7 @@
         <w:bCs/>
         <w:i w:val="0"/>
         <w:iCs w:val="0"/>
-        <w:color w:val="FFFFFF" w:themeColor="background1"/>
+        <w:color w:val="000000"/>
       </w:rPr>
       <w:tblPr/>
       <w:tcPr>
@@ -8846,7 +8973,7 @@
         <w:bCs/>
         <w:i w:val="0"/>
         <w:iCs w:val="0"/>
-        <w:color w:val="FFFFFF" w:themeColor="background1"/>
+        <w:color w:val="000000"/>
       </w:rPr>
       <w:tblPr/>
       <w:tcPr>
@@ -8867,7 +8994,7 @@
         <w:bCs/>
         <w:i w:val="0"/>
         <w:iCs w:val="0"/>
-        <w:color w:val="FFFFFF" w:themeColor="background1"/>
+        <w:color w:val="000000"/>
       </w:rPr>
       <w:tblPr/>
       <w:tcPr>
@@ -8888,7 +9015,7 @@
         <w:bCs/>
         <w:i w:val="0"/>
         <w:iCs w:val="0"/>
-        <w:color w:val="FFFFFF" w:themeColor="background1"/>
+        <w:color w:val="000000"/>
       </w:rPr>
       <w:tblPr/>
       <w:tcPr>
@@ -8907,7 +9034,7 @@
         <w:bCs/>
         <w:i w:val="0"/>
         <w:iCs w:val="0"/>
-        <w:color w:val="FFFFFF" w:themeColor="background1"/>
+        <w:color w:val="000000"/>
       </w:rPr>
       <w:tblPr/>
       <w:tcPr>
@@ -8987,7 +9114,7 @@
         <w:bCs/>
         <w:i w:val="0"/>
         <w:iCs w:val="0"/>
-        <w:color w:val="FFFFFF" w:themeColor="background1"/>
+        <w:color w:val="000000"/>
       </w:rPr>
       <w:tblPr/>
       <w:tcPr>
@@ -9008,7 +9135,7 @@
         <w:bCs/>
         <w:i w:val="0"/>
         <w:iCs w:val="0"/>
-        <w:color w:val="FFFFFF" w:themeColor="background1"/>
+        <w:color w:val="000000"/>
       </w:rPr>
       <w:tblPr/>
       <w:tcPr>
@@ -9029,7 +9156,7 @@
         <w:bCs/>
         <w:i w:val="0"/>
         <w:iCs w:val="0"/>
-        <w:color w:val="FFFFFF" w:themeColor="background1"/>
+        <w:color w:val="000000"/>
       </w:rPr>
       <w:tblPr/>
       <w:tcPr>
@@ -9048,7 +9175,7 @@
         <w:bCs/>
         <w:i w:val="0"/>
         <w:iCs w:val="0"/>
-        <w:color w:val="FFFFFF" w:themeColor="background1"/>
+        <w:color w:val="000000"/>
       </w:rPr>
       <w:tblPr/>
       <w:tcPr>
@@ -9128,7 +9255,7 @@
         <w:bCs/>
         <w:i w:val="0"/>
         <w:iCs w:val="0"/>
-        <w:color w:val="FFFFFF" w:themeColor="background1"/>
+        <w:color w:val="000000"/>
       </w:rPr>
       <w:tblPr/>
       <w:tcPr>
@@ -9149,7 +9276,7 @@
         <w:bCs/>
         <w:i w:val="0"/>
         <w:iCs w:val="0"/>
-        <w:color w:val="FFFFFF" w:themeColor="background1"/>
+        <w:color w:val="000000"/>
       </w:rPr>
       <w:tblPr/>
       <w:tcPr>
@@ -9170,7 +9297,7 @@
         <w:bCs/>
         <w:i w:val="0"/>
         <w:iCs w:val="0"/>
-        <w:color w:val="FFFFFF" w:themeColor="background1"/>
+        <w:color w:val="000000"/>
       </w:rPr>
       <w:tblPr/>
       <w:tcPr>
@@ -9189,7 +9316,7 @@
         <w:bCs/>
         <w:i w:val="0"/>
         <w:iCs w:val="0"/>
-        <w:color w:val="FFFFFF" w:themeColor="background1"/>
+        <w:color w:val="000000"/>
       </w:rPr>
       <w:tblPr/>
       <w:tcPr>
@@ -9269,7 +9396,7 @@
         <w:bCs/>
         <w:i w:val="0"/>
         <w:iCs w:val="0"/>
-        <w:color w:val="FFFFFF" w:themeColor="background1"/>
+        <w:color w:val="000000"/>
       </w:rPr>
       <w:tblPr/>
       <w:tcPr>
@@ -9290,7 +9417,7 @@
         <w:bCs/>
         <w:i w:val="0"/>
         <w:iCs w:val="0"/>
-        <w:color w:val="FFFFFF" w:themeColor="background1"/>
+        <w:color w:val="000000"/>
       </w:rPr>
       <w:tblPr/>
       <w:tcPr>
@@ -9311,7 +9438,7 @@
         <w:bCs/>
         <w:i w:val="0"/>
         <w:iCs w:val="0"/>
-        <w:color w:val="FFFFFF" w:themeColor="background1"/>
+        <w:color w:val="000000"/>
       </w:rPr>
       <w:tblPr/>
       <w:tcPr>
@@ -9330,7 +9457,7 @@
         <w:bCs/>
         <w:i w:val="0"/>
         <w:iCs w:val="0"/>
-        <w:color w:val="FFFFFF" w:themeColor="background1"/>
+        <w:color w:val="000000"/>
       </w:rPr>
       <w:tblPr/>
       <w:tcPr>
@@ -9383,7 +9510,7 @@
       <w:spacing w:after="0" w:line="240" w:lineRule="auto"/>
     </w:pPr>
     <w:rPr>
-      <w:color w:val="FFFFFF" w:themeColor="background1"/>
+      <w:color w:val="000000"/>
     </w:rPr>
     <w:tblPr>
       <w:tblStyleRowBandSize w:val="1"/>
@@ -9497,7 +9624,7 @@
       <w:spacing w:after="0" w:line="240" w:lineRule="auto"/>
     </w:pPr>
     <w:rPr>
-      <w:color w:val="FFFFFF" w:themeColor="background1"/>
+      <w:color w:val="000000"/>
     </w:rPr>
     <w:tblPr>
       <w:tblStyleRowBandSize w:val="1"/>
@@ -9611,7 +9738,7 @@
       <w:spacing w:after="0" w:line="240" w:lineRule="auto"/>
     </w:pPr>
     <w:rPr>
-      <w:color w:val="FFFFFF" w:themeColor="background1"/>
+      <w:color w:val="000000"/>
     </w:rPr>
     <w:tblPr>
       <w:tblStyleRowBandSize w:val="1"/>
@@ -9725,7 +9852,7 @@
       <w:spacing w:after="0" w:line="240" w:lineRule="auto"/>
     </w:pPr>
     <w:rPr>
-      <w:color w:val="FFFFFF" w:themeColor="background1"/>
+      <w:color w:val="000000"/>
     </w:rPr>
     <w:tblPr>
       <w:tblStyleRowBandSize w:val="1"/>
@@ -9839,7 +9966,7 @@
       <w:spacing w:after="0" w:line="240" w:lineRule="auto"/>
     </w:pPr>
     <w:rPr>
-      <w:color w:val="FFFFFF" w:themeColor="background1"/>
+      <w:color w:val="000000"/>
     </w:rPr>
     <w:tblPr>
       <w:tblStyleRowBandSize w:val="1"/>
@@ -9953,7 +10080,7 @@
       <w:spacing w:after="0" w:line="240" w:lineRule="auto"/>
     </w:pPr>
     <w:rPr>
-      <w:color w:val="FFFFFF" w:themeColor="background1"/>
+      <w:color w:val="000000"/>
     </w:rPr>
     <w:tblPr>
       <w:tblStyleRowBandSize w:val="1"/>
@@ -10067,7 +10194,7 @@
       <w:spacing w:after="0" w:line="240" w:lineRule="auto"/>
     </w:pPr>
     <w:rPr>
-      <w:color w:val="FFFFFF" w:themeColor="background1"/>
+      <w:color w:val="000000"/>
     </w:rPr>
     <w:tblPr>
       <w:tblStyleRowBandSize w:val="1"/>
@@ -10181,7 +10308,7 @@
       <w:spacing w:after="0" w:line="240" w:lineRule="auto"/>
     </w:pPr>
     <w:rPr>
-      <w:color w:val="000000" w:themeColor="text1"/>
+      <w:color w:val="000000"/>
     </w:rPr>
     <w:tblPr>
       <w:tblStyleRowBandSize w:val="1"/>
@@ -10227,7 +10354,7 @@
       <w:rPr>
         <w:b/>
         <w:bCs/>
-        <w:color w:val="FFFFFF" w:themeColor="background1"/>
+        <w:color w:val="000000"/>
       </w:rPr>
       <w:tblPr/>
       <w:tcPr>
@@ -10239,7 +10366,7 @@
     </w:tblStylePr>
     <w:tblStylePr w:type="firstCol">
       <w:rPr>
-        <w:color w:val="FFFFFF" w:themeColor="background1"/>
+        <w:color w:val="000000"/>
       </w:rPr>
       <w:tblPr/>
       <w:tcPr>
@@ -10256,7 +10383,7 @@
     </w:tblStylePr>
     <w:tblStylePr w:type="lastCol">
       <w:rPr>
-        <w:color w:val="FFFFFF" w:themeColor="background1"/>
+        <w:color w:val="000000"/>
       </w:rPr>
       <w:tblPr/>
       <w:tcPr>
@@ -10285,12 +10412,12 @@
     </w:tblStylePr>
     <w:tblStylePr w:type="neCell">
       <w:rPr>
-        <w:color w:val="000000" w:themeColor="text1"/>
+        <w:color w:val="000000"/>
       </w:rPr>
     </w:tblStylePr>
     <w:tblStylePr w:type="nwCell">
       <w:rPr>
-        <w:color w:val="000000" w:themeColor="text1"/>
+        <w:color w:val="000000"/>
       </w:rPr>
     </w:tblStylePr>
   </w:style>
@@ -10303,7 +10430,7 @@
       <w:spacing w:after="0" w:line="240" w:lineRule="auto"/>
     </w:pPr>
     <w:rPr>
-      <w:color w:val="000000" w:themeColor="text1"/>
+      <w:color w:val="000000"/>
     </w:rPr>
     <w:tblPr>
       <w:tblStyleRowBandSize w:val="1"/>
@@ -10349,7 +10476,7 @@
       <w:rPr>
         <w:b/>
         <w:bCs/>
-        <w:color w:val="FFFFFF" w:themeColor="background1"/>
+        <w:color w:val="000000"/>
       </w:rPr>
       <w:tblPr/>
       <w:tcPr>
@@ -10361,7 +10488,7 @@
     </w:tblStylePr>
     <w:tblStylePr w:type="firstCol">
       <w:rPr>
-        <w:color w:val="FFFFFF" w:themeColor="background1"/>
+        <w:color w:val="000000"/>
       </w:rPr>
       <w:tblPr/>
       <w:tcPr>
@@ -10378,7 +10505,7 @@
     </w:tblStylePr>
     <w:tblStylePr w:type="lastCol">
       <w:rPr>
-        <w:color w:val="FFFFFF" w:themeColor="background1"/>
+        <w:color w:val="000000"/>
       </w:rPr>
       <w:tblPr/>
       <w:tcPr>
@@ -10407,12 +10534,12 @@
     </w:tblStylePr>
     <w:tblStylePr w:type="neCell">
       <w:rPr>
-        <w:color w:val="000000" w:themeColor="text1"/>
+        <w:color w:val="000000"/>
       </w:rPr>
     </w:tblStylePr>
     <w:tblStylePr w:type="nwCell">
       <w:rPr>
-        <w:color w:val="000000" w:themeColor="text1"/>
+        <w:color w:val="000000"/>
       </w:rPr>
     </w:tblStylePr>
   </w:style>
@@ -10425,7 +10552,7 @@
       <w:spacing w:after="0" w:line="240" w:lineRule="auto"/>
     </w:pPr>
     <w:rPr>
-      <w:color w:val="000000" w:themeColor="text1"/>
+      <w:color w:val="000000"/>
     </w:rPr>
     <w:tblPr>
       <w:tblStyleRowBandSize w:val="1"/>
@@ -10471,7 +10598,7 @@
       <w:rPr>
         <w:b/>
         <w:bCs/>
-        <w:color w:val="FFFFFF" w:themeColor="background1"/>
+        <w:color w:val="000000"/>
       </w:rPr>
       <w:tblPr/>
       <w:tcPr>
@@ -10483,7 +10610,7 @@
     </w:tblStylePr>
     <w:tblStylePr w:type="firstCol">
       <w:rPr>
-        <w:color w:val="FFFFFF" w:themeColor="background1"/>
+        <w:color w:val="000000"/>
       </w:rPr>
       <w:tblPr/>
       <w:tcPr>
@@ -10500,7 +10627,7 @@
     </w:tblStylePr>
     <w:tblStylePr w:type="lastCol">
       <w:rPr>
-        <w:color w:val="FFFFFF" w:themeColor="background1"/>
+        <w:color w:val="000000"/>
       </w:rPr>
       <w:tblPr/>
       <w:tcPr>
@@ -10529,12 +10656,12 @@
     </w:tblStylePr>
     <w:tblStylePr w:type="neCell">
       <w:rPr>
-        <w:color w:val="000000" w:themeColor="text1"/>
+        <w:color w:val="000000"/>
       </w:rPr>
     </w:tblStylePr>
     <w:tblStylePr w:type="nwCell">
       <w:rPr>
-        <w:color w:val="000000" w:themeColor="text1"/>
+        <w:color w:val="000000"/>
       </w:rPr>
     </w:tblStylePr>
   </w:style>
@@ -10547,7 +10674,7 @@
       <w:spacing w:after="0" w:line="240" w:lineRule="auto"/>
     </w:pPr>
     <w:rPr>
-      <w:color w:val="000000" w:themeColor="text1"/>
+      <w:color w:val="000000"/>
     </w:rPr>
     <w:tblPr>
       <w:tblStyleRowBandSize w:val="1"/>
@@ -10593,7 +10720,7 @@
       <w:rPr>
         <w:b/>
         <w:bCs/>
-        <w:color w:val="FFFFFF" w:themeColor="background1"/>
+        <w:color w:val="000000"/>
       </w:rPr>
       <w:tblPr/>
       <w:tcPr>
@@ -10605,7 +10732,7 @@
     </w:tblStylePr>
     <w:tblStylePr w:type="firstCol">
       <w:rPr>
-        <w:color w:val="FFFFFF" w:themeColor="background1"/>
+        <w:color w:val="000000"/>
       </w:rPr>
       <w:tblPr/>
       <w:tcPr>
@@ -10622,7 +10749,7 @@
     </w:tblStylePr>
     <w:tblStylePr w:type="lastCol">
       <w:rPr>
-        <w:color w:val="FFFFFF" w:themeColor="background1"/>
+        <w:color w:val="000000"/>
       </w:rPr>
       <w:tblPr/>
       <w:tcPr>
@@ -10659,7 +10786,7 @@
       <w:spacing w:after="0" w:line="240" w:lineRule="auto"/>
     </w:pPr>
     <w:rPr>
-      <w:color w:val="000000" w:themeColor="text1"/>
+      <w:color w:val="000000"/>
     </w:rPr>
     <w:tblPr>
       <w:tblStyleRowBandSize w:val="1"/>
@@ -10705,7 +10832,7 @@
       <w:rPr>
         <w:b/>
         <w:bCs/>
-        <w:color w:val="FFFFFF" w:themeColor="background1"/>
+        <w:color w:val="000000"/>
       </w:rPr>
       <w:tblPr/>
       <w:tcPr>
@@ -10717,7 +10844,7 @@
     </w:tblStylePr>
     <w:tblStylePr w:type="firstCol">
       <w:rPr>
-        <w:color w:val="FFFFFF" w:themeColor="background1"/>
+        <w:color w:val="000000"/>
       </w:rPr>
       <w:tblPr/>
       <w:tcPr>
@@ -10734,7 +10861,7 @@
     </w:tblStylePr>
     <w:tblStylePr w:type="lastCol">
       <w:rPr>
-        <w:color w:val="FFFFFF" w:themeColor="background1"/>
+        <w:color w:val="000000"/>
       </w:rPr>
       <w:tblPr/>
       <w:tcPr>
@@ -10763,12 +10890,12 @@
     </w:tblStylePr>
     <w:tblStylePr w:type="neCell">
       <w:rPr>
-        <w:color w:val="000000" w:themeColor="text1"/>
+        <w:color w:val="000000"/>
       </w:rPr>
     </w:tblStylePr>
     <w:tblStylePr w:type="nwCell">
       <w:rPr>
-        <w:color w:val="000000" w:themeColor="text1"/>
+        <w:color w:val="000000"/>
       </w:rPr>
     </w:tblStylePr>
   </w:style>
@@ -10781,7 +10908,7 @@
       <w:spacing w:after="0" w:line="240" w:lineRule="auto"/>
     </w:pPr>
     <w:rPr>
-      <w:color w:val="000000" w:themeColor="text1"/>
+      <w:color w:val="000000"/>
     </w:rPr>
     <w:tblPr>
       <w:tblStyleRowBandSize w:val="1"/>
@@ -10827,7 +10954,7 @@
       <w:rPr>
         <w:b/>
         <w:bCs/>
-        <w:color w:val="FFFFFF" w:themeColor="background1"/>
+        <w:color w:val="000000"/>
       </w:rPr>
       <w:tblPr/>
       <w:tcPr>
@@ -10839,7 +10966,7 @@
     </w:tblStylePr>
     <w:tblStylePr w:type="firstCol">
       <w:rPr>
-        <w:color w:val="FFFFFF" w:themeColor="background1"/>
+        <w:color w:val="000000"/>
       </w:rPr>
       <w:tblPr/>
       <w:tcPr>
@@ -10856,7 +10983,7 @@
     </w:tblStylePr>
     <w:tblStylePr w:type="lastCol">
       <w:rPr>
-        <w:color w:val="FFFFFF" w:themeColor="background1"/>
+        <w:color w:val="000000"/>
       </w:rPr>
       <w:tblPr/>
       <w:tcPr>
@@ -10885,12 +11012,12 @@
     </w:tblStylePr>
     <w:tblStylePr w:type="neCell">
       <w:rPr>
-        <w:color w:val="000000" w:themeColor="text1"/>
+        <w:color w:val="000000"/>
       </w:rPr>
     </w:tblStylePr>
     <w:tblStylePr w:type="nwCell">
       <w:rPr>
-        <w:color w:val="000000" w:themeColor="text1"/>
+        <w:color w:val="000000"/>
       </w:rPr>
     </w:tblStylePr>
   </w:style>
@@ -10903,7 +11030,7 @@
       <w:spacing w:after="0" w:line="240" w:lineRule="auto"/>
     </w:pPr>
     <w:rPr>
-      <w:color w:val="000000" w:themeColor="text1"/>
+      <w:color w:val="000000"/>
     </w:rPr>
     <w:tblPr>
       <w:tblStyleRowBandSize w:val="1"/>
@@ -10949,7 +11076,7 @@
       <w:rPr>
         <w:b/>
         <w:bCs/>
-        <w:color w:val="FFFFFF" w:themeColor="background1"/>
+        <w:color w:val="000000"/>
       </w:rPr>
       <w:tblPr/>
       <w:tcPr>
@@ -10961,7 +11088,7 @@
     </w:tblStylePr>
     <w:tblStylePr w:type="firstCol">
       <w:rPr>
-        <w:color w:val="FFFFFF" w:themeColor="background1"/>
+        <w:color w:val="000000"/>
       </w:rPr>
       <w:tblPr/>
       <w:tcPr>
@@ -10978,7 +11105,7 @@
     </w:tblStylePr>
     <w:tblStylePr w:type="lastCol">
       <w:rPr>
-        <w:color w:val="FFFFFF" w:themeColor="background1"/>
+        <w:color w:val="000000"/>
       </w:rPr>
       <w:tblPr/>
       <w:tcPr>
@@ -11007,12 +11134,12 @@
     </w:tblStylePr>
     <w:tblStylePr w:type="neCell">
       <w:rPr>
-        <w:color w:val="000000" w:themeColor="text1"/>
+        <w:color w:val="000000"/>
       </w:rPr>
     </w:tblStylePr>
     <w:tblStylePr w:type="nwCell">
       <w:rPr>
-        <w:color w:val="000000" w:themeColor="text1"/>
+        <w:color w:val="000000"/>
       </w:rPr>
     </w:tblStylePr>
   </w:style>
@@ -11025,7 +11152,7 @@
       <w:spacing w:after="0" w:line="240" w:lineRule="auto"/>
     </w:pPr>
     <w:rPr>
-      <w:color w:val="000000" w:themeColor="text1"/>
+      <w:color w:val="000000"/>
     </w:rPr>
     <w:tblPr>
       <w:tblStyleRowBandSize w:val="1"/>
@@ -11045,7 +11172,7 @@
       <w:rPr>
         <w:b/>
         <w:bCs/>
-        <w:color w:val="FFFFFF" w:themeColor="background1"/>
+        <w:color w:val="000000"/>
       </w:rPr>
       <w:tblPr/>
       <w:tcPr>
@@ -11059,7 +11186,7 @@
       <w:rPr>
         <w:b/>
         <w:bCs/>
-        <w:color w:val="9E3A38" w:themeColor="accent2" w:themeShade="CC"/>
+        <w:color w:val="000000"/>
       </w:rPr>
       <w:tblPr/>
       <w:tcPr>
@@ -11111,7 +11238,7 @@
       <w:spacing w:after="0" w:line="240" w:lineRule="auto"/>
     </w:pPr>
     <w:rPr>
-      <w:color w:val="000000" w:themeColor="text1"/>
+      <w:color w:val="000000"/>
     </w:rPr>
     <w:tblPr>
       <w:tblStyleRowBandSize w:val="1"/>
@@ -11131,7 +11258,7 @@
       <w:rPr>
         <w:b/>
         <w:bCs/>
-        <w:color w:val="FFFFFF" w:themeColor="background1"/>
+        <w:color w:val="000000"/>
       </w:rPr>
       <w:tblPr/>
       <w:tcPr>
@@ -11145,7 +11272,7 @@
       <w:rPr>
         <w:b/>
         <w:bCs/>
-        <w:color w:val="9E3A38" w:themeColor="accent2" w:themeShade="CC"/>
+        <w:color w:val="000000"/>
       </w:rPr>
       <w:tblPr/>
       <w:tcPr>
@@ -11197,7 +11324,7 @@
       <w:spacing w:after="0" w:line="240" w:lineRule="auto"/>
     </w:pPr>
     <w:rPr>
-      <w:color w:val="000000" w:themeColor="text1"/>
+      <w:color w:val="000000"/>
     </w:rPr>
     <w:tblPr>
       <w:tblStyleRowBandSize w:val="1"/>
@@ -11217,7 +11344,7 @@
       <w:rPr>
         <w:b/>
         <w:bCs/>
-        <w:color w:val="FFFFFF" w:themeColor="background1"/>
+        <w:color w:val="000000"/>
       </w:rPr>
       <w:tblPr/>
       <w:tcPr>
@@ -11231,7 +11358,7 @@
       <w:rPr>
         <w:b/>
         <w:bCs/>
-        <w:color w:val="9E3A38" w:themeColor="accent2" w:themeShade="CC"/>
+        <w:color w:val="000000"/>
       </w:rPr>
       <w:tblPr/>
       <w:tcPr>
@@ -11283,7 +11410,7 @@
       <w:spacing w:after="0" w:line="240" w:lineRule="auto"/>
     </w:pPr>
     <w:rPr>
-      <w:color w:val="000000" w:themeColor="text1"/>
+      <w:color w:val="000000"/>
     </w:rPr>
     <w:tblPr>
       <w:tblStyleRowBandSize w:val="1"/>
@@ -11303,7 +11430,7 @@
       <w:rPr>
         <w:b/>
         <w:bCs/>
-        <w:color w:val="FFFFFF" w:themeColor="background1"/>
+        <w:color w:val="000000"/>
       </w:rPr>
       <w:tblPr/>
       <w:tcPr>
@@ -11317,7 +11444,7 @@
       <w:rPr>
         <w:b/>
         <w:bCs/>
-        <w:color w:val="664E82" w:themeColor="accent4" w:themeShade="CC"/>
+        <w:color w:val="000000"/>
       </w:rPr>
       <w:tblPr/>
       <w:tcPr>
@@ -11369,7 +11496,7 @@
       <w:spacing w:after="0" w:line="240" w:lineRule="auto"/>
     </w:pPr>
     <w:rPr>
-      <w:color w:val="000000" w:themeColor="text1"/>
+      <w:color w:val="000000"/>
     </w:rPr>
     <w:tblPr>
       <w:tblStyleRowBandSize w:val="1"/>
@@ -11389,7 +11516,7 @@
       <w:rPr>
         <w:b/>
         <w:bCs/>
-        <w:color w:val="FFFFFF" w:themeColor="background1"/>
+        <w:color w:val="000000"/>
       </w:rPr>
       <w:tblPr/>
       <w:tcPr>
@@ -11403,7 +11530,7 @@
       <w:rPr>
         <w:b/>
         <w:bCs/>
-        <w:color w:val="7E9C40" w:themeColor="accent3" w:themeShade="CC"/>
+        <w:color w:val="000000"/>
       </w:rPr>
       <w:tblPr/>
       <w:tcPr>
@@ -11455,7 +11582,7 @@
       <w:spacing w:after="0" w:line="240" w:lineRule="auto"/>
     </w:pPr>
     <w:rPr>
-      <w:color w:val="000000" w:themeColor="text1"/>
+      <w:color w:val="000000"/>
     </w:rPr>
     <w:tblPr>
       <w:tblStyleRowBandSize w:val="1"/>
@@ -11475,7 +11602,7 @@
       <w:rPr>
         <w:b/>
         <w:bCs/>
-        <w:color w:val="FFFFFF" w:themeColor="background1"/>
+        <w:color w:val="000000"/>
       </w:rPr>
       <w:tblPr/>
       <w:tcPr>
@@ -11489,7 +11616,7 @@
       <w:rPr>
         <w:b/>
         <w:bCs/>
-        <w:color w:val="F2730A" w:themeColor="accent6" w:themeShade="CC"/>
+        <w:color w:val="000000"/>
       </w:rPr>
       <w:tblPr/>
       <w:tcPr>
@@ -11541,7 +11668,7 @@
       <w:spacing w:after="0" w:line="240" w:lineRule="auto"/>
     </w:pPr>
     <w:rPr>
-      <w:color w:val="000000" w:themeColor="text1"/>
+      <w:color w:val="000000"/>
     </w:rPr>
     <w:tblPr>
       <w:tblStyleRowBandSize w:val="1"/>
@@ -11561,7 +11688,7 @@
       <w:rPr>
         <w:b/>
         <w:bCs/>
-        <w:color w:val="FFFFFF" w:themeColor="background1"/>
+        <w:color w:val="000000"/>
       </w:rPr>
       <w:tblPr/>
       <w:tcPr>
@@ -11575,7 +11702,7 @@
       <w:rPr>
         <w:b/>
         <w:bCs/>
-        <w:color w:val="348DA5" w:themeColor="accent5" w:themeShade="CC"/>
+        <w:color w:val="000000"/>
       </w:rPr>
       <w:tblPr/>
       <w:tcPr>
@@ -11627,7 +11754,7 @@
       <w:spacing w:after="0" w:line="240" w:lineRule="auto"/>
     </w:pPr>
     <w:rPr>
-      <w:color w:val="000000" w:themeColor="text1"/>
+      <w:color w:val="000000"/>
     </w:rPr>
     <w:tblPr>
       <w:tblStyleRowBandSize w:val="1"/>
@@ -11660,7 +11787,7 @@
       <w:rPr>
         <w:b/>
         <w:bCs/>
-        <w:color w:val="000000" w:themeColor="text1"/>
+        <w:color w:val="000000"/>
       </w:rPr>
       <w:tblPr/>
       <w:tcPr>
@@ -11669,7 +11796,7 @@
     </w:tblStylePr>
     <w:tblStylePr w:type="firstCol">
       <w:rPr>
-        <w:color w:val="FFFFFF" w:themeColor="background1"/>
+        <w:color w:val="000000"/>
       </w:rPr>
       <w:tblPr/>
       <w:tcPr>
@@ -11678,7 +11805,7 @@
     </w:tblStylePr>
     <w:tblStylePr w:type="lastCol">
       <w:rPr>
-        <w:color w:val="FFFFFF" w:themeColor="background1"/>
+        <w:color w:val="000000"/>
       </w:rPr>
       <w:tblPr/>
       <w:tcPr>
@@ -11707,7 +11834,7 @@
       <w:spacing w:after="0" w:line="240" w:lineRule="auto"/>
     </w:pPr>
     <w:rPr>
-      <w:color w:val="000000" w:themeColor="text1"/>
+      <w:color w:val="000000"/>
     </w:rPr>
     <w:tblPr>
       <w:tblStyleRowBandSize w:val="1"/>
@@ -11740,7 +11867,7 @@
       <w:rPr>
         <w:b/>
         <w:bCs/>
-        <w:color w:val="000000" w:themeColor="text1"/>
+        <w:color w:val="000000"/>
       </w:rPr>
       <w:tblPr/>
       <w:tcPr>
@@ -11749,7 +11876,7 @@
     </w:tblStylePr>
     <w:tblStylePr w:type="firstCol">
       <w:rPr>
-        <w:color w:val="FFFFFF" w:themeColor="background1"/>
+        <w:color w:val="000000"/>
       </w:rPr>
       <w:tblPr/>
       <w:tcPr>
@@ -11758,7 +11885,7 @@
     </w:tblStylePr>
     <w:tblStylePr w:type="lastCol">
       <w:rPr>
-        <w:color w:val="FFFFFF" w:themeColor="background1"/>
+        <w:color w:val="000000"/>
       </w:rPr>
       <w:tblPr/>
       <w:tcPr>
@@ -11787,7 +11914,7 @@
       <w:spacing w:after="0" w:line="240" w:lineRule="auto"/>
     </w:pPr>
     <w:rPr>
-      <w:color w:val="000000" w:themeColor="text1"/>
+      <w:color w:val="000000"/>
     </w:rPr>
     <w:tblPr>
       <w:tblStyleRowBandSize w:val="1"/>
@@ -11820,7 +11947,7 @@
       <w:rPr>
         <w:b/>
         <w:bCs/>
-        <w:color w:val="000000" w:themeColor="text1"/>
+        <w:color w:val="000000"/>
       </w:rPr>
       <w:tblPr/>
       <w:tcPr>
@@ -11829,7 +11956,7 @@
     </w:tblStylePr>
     <w:tblStylePr w:type="firstCol">
       <w:rPr>
-        <w:color w:val="FFFFFF" w:themeColor="background1"/>
+        <w:color w:val="000000"/>
       </w:rPr>
       <w:tblPr/>
       <w:tcPr>
@@ -11838,7 +11965,7 @@
     </w:tblStylePr>
     <w:tblStylePr w:type="lastCol">
       <w:rPr>
-        <w:color w:val="FFFFFF" w:themeColor="background1"/>
+        <w:color w:val="000000"/>
       </w:rPr>
       <w:tblPr/>
       <w:tcPr>
@@ -11867,7 +11994,7 @@
       <w:spacing w:after="0" w:line="240" w:lineRule="auto"/>
     </w:pPr>
     <w:rPr>
-      <w:color w:val="000000" w:themeColor="text1"/>
+      <w:color w:val="000000"/>
     </w:rPr>
     <w:tblPr>
       <w:tblStyleRowBandSize w:val="1"/>
@@ -11900,7 +12027,7 @@
       <w:rPr>
         <w:b/>
         <w:bCs/>
-        <w:color w:val="000000" w:themeColor="text1"/>
+        <w:color w:val="000000"/>
       </w:rPr>
       <w:tblPr/>
       <w:tcPr>
@@ -11909,7 +12036,7 @@
     </w:tblStylePr>
     <w:tblStylePr w:type="firstCol">
       <w:rPr>
-        <w:color w:val="FFFFFF" w:themeColor="background1"/>
+        <w:color w:val="000000"/>
       </w:rPr>
       <w:tblPr/>
       <w:tcPr>
@@ -11918,7 +12045,7 @@
     </w:tblStylePr>
     <w:tblStylePr w:type="lastCol">
       <w:rPr>
-        <w:color w:val="FFFFFF" w:themeColor="background1"/>
+        <w:color w:val="000000"/>
       </w:rPr>
       <w:tblPr/>
       <w:tcPr>
@@ -11947,7 +12074,7 @@
       <w:spacing w:after="0" w:line="240" w:lineRule="auto"/>
     </w:pPr>
     <w:rPr>
-      <w:color w:val="000000" w:themeColor="text1"/>
+      <w:color w:val="000000"/>
     </w:rPr>
     <w:tblPr>
       <w:tblStyleRowBandSize w:val="1"/>
@@ -11980,7 +12107,7 @@
       <w:rPr>
         <w:b/>
         <w:bCs/>
-        <w:color w:val="000000" w:themeColor="text1"/>
+        <w:color w:val="000000"/>
       </w:rPr>
       <w:tblPr/>
       <w:tcPr>
@@ -11989,7 +12116,7 @@
     </w:tblStylePr>
     <w:tblStylePr w:type="firstCol">
       <w:rPr>
-        <w:color w:val="FFFFFF" w:themeColor="background1"/>
+        <w:color w:val="000000"/>
       </w:rPr>
       <w:tblPr/>
       <w:tcPr>
@@ -11998,7 +12125,7 @@
     </w:tblStylePr>
     <w:tblStylePr w:type="lastCol">
       <w:rPr>
-        <w:color w:val="FFFFFF" w:themeColor="background1"/>
+        <w:color w:val="000000"/>
       </w:rPr>
       <w:tblPr/>
       <w:tcPr>
@@ -12027,7 +12154,7 @@
       <w:spacing w:after="0" w:line="240" w:lineRule="auto"/>
     </w:pPr>
     <w:rPr>
-      <w:color w:val="000000" w:themeColor="text1"/>
+      <w:color w:val="000000"/>
     </w:rPr>
     <w:tblPr>
       <w:tblStyleRowBandSize w:val="1"/>
@@ -12060,7 +12187,7 @@
       <w:rPr>
         <w:b/>
         <w:bCs/>
-        <w:color w:val="000000" w:themeColor="text1"/>
+        <w:color w:val="000000"/>
       </w:rPr>
       <w:tblPr/>
       <w:tcPr>
@@ -12069,7 +12196,7 @@
     </w:tblStylePr>
     <w:tblStylePr w:type="firstCol">
       <w:rPr>
-        <w:color w:val="FFFFFF" w:themeColor="background1"/>
+        <w:color w:val="000000"/>
       </w:rPr>
       <w:tblPr/>
       <w:tcPr>
@@ -12078,7 +12205,7 @@
     </w:tblStylePr>
     <w:tblStylePr w:type="lastCol">
       <w:rPr>
-        <w:color w:val="FFFFFF" w:themeColor="background1"/>
+        <w:color w:val="000000"/>
       </w:rPr>
       <w:tblPr/>
       <w:tcPr>
@@ -12107,7 +12234,7 @@
       <w:spacing w:after="0" w:line="240" w:lineRule="auto"/>
     </w:pPr>
     <w:rPr>
-      <w:color w:val="000000" w:themeColor="text1"/>
+      <w:color w:val="000000"/>
     </w:rPr>
     <w:tblPr>
       <w:tblStyleRowBandSize w:val="1"/>
@@ -12140,7 +12267,7 @@
       <w:rPr>
         <w:b/>
         <w:bCs/>
-        <w:color w:val="000000" w:themeColor="text1"/>
+        <w:color w:val="000000"/>
       </w:rPr>
       <w:tblPr/>
       <w:tcPr>
@@ -12149,7 +12276,7 @@
     </w:tblStylePr>
     <w:tblStylePr w:type="firstCol">
       <w:rPr>
-        <w:color w:val="FFFFFF" w:themeColor="background1"/>
+        <w:color w:val="000000"/>
       </w:rPr>
       <w:tblPr/>
       <w:tcPr>
@@ -12158,7 +12285,7 @@
     </w:tblStylePr>
     <w:tblStylePr w:type="lastCol">
       <w:rPr>
-        <w:color w:val="FFFFFF" w:themeColor="background1"/>
+        <w:color w:val="000000"/>
       </w:rPr>
       <w:tblPr/>
       <w:tcPr>
@@ -12360,7 +12487,7 @@
       <w:rFonts w:asciiTheme="majorHAnsi" w:eastAsiaTheme="majorEastAsia" w:hAnsiTheme="majorHAnsi" w:cstheme="majorBidi"/>
       <w:b/>
       <w:bCs/>
-      <w:color w:val="365F91" w:themeColor="accent1" w:themeShade="BF"/>
+      <w:color w:val="000000"/>
       <w:sz w:val="28"/>
       <w:szCs w:val="28"/>
     </w:rPr>
@@ -12384,7 +12511,7 @@
       <w:rFonts w:asciiTheme="majorHAnsi" w:eastAsiaTheme="majorEastAsia" w:hAnsiTheme="majorHAnsi" w:cstheme="majorBidi"/>
       <w:b/>
       <w:bCs/>
-      <w:color w:val="4F81BD" w:themeColor="accent1"/>
+      <w:color w:val="000000"/>
       <w:sz w:val="26"/>
       <w:szCs w:val="26"/>
     </w:rPr>
@@ -12408,7 +12535,7 @@
       <w:rFonts w:asciiTheme="majorHAnsi" w:eastAsiaTheme="majorEastAsia" w:hAnsiTheme="majorHAnsi" w:cstheme="majorBidi"/>
       <w:b/>
       <w:bCs/>
-      <w:color w:val="4F81BD" w:themeColor="accent1"/>
+      <w:color w:val="000000"/>
     </w:rPr>
   </w:style>
   <w:style w:type="paragraph" w:styleId="Heading4">
@@ -12433,7 +12560,7 @@
       <w:bCs/>
       <w:i/>
       <w:iCs/>
-      <w:color w:val="4F81BD" w:themeColor="accent1"/>
+      <w:color w:val="000000"/>
     </w:rPr>
   </w:style>
   <w:style w:type="paragraph" w:styleId="Heading5">
@@ -12454,7 +12581,7 @@
     </w:pPr>
     <w:rPr>
       <w:rFonts w:asciiTheme="majorHAnsi" w:eastAsiaTheme="majorEastAsia" w:hAnsiTheme="majorHAnsi" w:cstheme="majorBidi"/>
-      <w:color w:val="243F60" w:themeColor="accent1" w:themeShade="7F"/>
+      <w:color w:val="000000"/>
     </w:rPr>
   </w:style>
   <w:style w:type="paragraph" w:styleId="Heading6">
@@ -12477,7 +12604,7 @@
       <w:rFonts w:asciiTheme="majorHAnsi" w:eastAsiaTheme="majorEastAsia" w:hAnsiTheme="majorHAnsi" w:cstheme="majorBidi"/>
       <w:i/>
       <w:iCs/>
-      <w:color w:val="243F60" w:themeColor="accent1" w:themeShade="7F"/>
+      <w:color w:val="000000"/>
     </w:rPr>
   </w:style>
   <w:style w:type="paragraph" w:styleId="Heading7">
@@ -12500,7 +12627,7 @@
       <w:rFonts w:asciiTheme="majorHAnsi" w:eastAsiaTheme="majorEastAsia" w:hAnsiTheme="majorHAnsi" w:cstheme="majorBidi"/>
       <w:i/>
       <w:iCs/>
-      <w:color w:val="404040" w:themeColor="text1" w:themeTint="BF"/>
+      <w:color w:val="000000"/>
     </w:rPr>
   </w:style>
   <w:style w:type="paragraph" w:styleId="Heading8">
@@ -12521,7 +12648,7 @@
     </w:pPr>
     <w:rPr>
       <w:rFonts w:asciiTheme="majorHAnsi" w:eastAsiaTheme="majorEastAsia" w:hAnsiTheme="majorHAnsi" w:cstheme="majorBidi"/>
-      <w:color w:val="4F81BD" w:themeColor="accent1"/>
+      <w:color w:val="000000"/>
       <w:sz w:val="20"/>
       <w:szCs w:val="20"/>
     </w:rPr>
@@ -12546,7 +12673,7 @@
       <w:rFonts w:asciiTheme="majorHAnsi" w:eastAsiaTheme="majorEastAsia" w:hAnsiTheme="majorHAnsi" w:cstheme="majorBidi"/>
       <w:i/>
       <w:iCs/>
-      <w:color w:val="404040" w:themeColor="text1" w:themeTint="BF"/>
+      <w:color w:val="000000"/>
       <w:sz w:val="20"/>
       <w:szCs w:val="20"/>
     </w:rPr>
@@ -12597,7 +12724,7 @@
       <w:rFonts w:asciiTheme="majorHAnsi" w:eastAsiaTheme="majorEastAsia" w:hAnsiTheme="majorHAnsi" w:cstheme="majorBidi"/>
       <w:b/>
       <w:bCs/>
-      <w:color w:val="365F91" w:themeColor="accent1" w:themeShade="BF"/>
+      <w:color w:val="000000"/>
       <w:sz w:val="28"/>
       <w:szCs w:val="28"/>
     </w:rPr>
@@ -12612,7 +12739,7 @@
       <w:rFonts w:asciiTheme="majorHAnsi" w:eastAsiaTheme="majorEastAsia" w:hAnsiTheme="majorHAnsi" w:cstheme="majorBidi"/>
       <w:b/>
       <w:bCs/>
-      <w:color w:val="4F81BD" w:themeColor="accent1"/>
+      <w:color w:val="000000"/>
       <w:sz w:val="26"/>
       <w:szCs w:val="26"/>
     </w:rPr>
@@ -12627,7 +12754,7 @@
       <w:rFonts w:asciiTheme="majorHAnsi" w:eastAsiaTheme="majorEastAsia" w:hAnsiTheme="majorHAnsi" w:cstheme="majorBidi"/>
       <w:b/>
       <w:bCs/>
-      <w:color w:val="4F81BD" w:themeColor="accent1"/>
+      <w:color w:val="000000"/>
     </w:rPr>
   </w:style>
   <w:style w:type="paragraph" w:styleId="Title">
@@ -12647,7 +12774,7 @@
     </w:pPr>
     <w:rPr>
       <w:rFonts w:asciiTheme="majorHAnsi" w:eastAsiaTheme="majorEastAsia" w:hAnsiTheme="majorHAnsi" w:cstheme="majorBidi"/>
-      <w:color w:val="17365D" w:themeColor="text2" w:themeShade="BF"/>
+      <w:color w:val="000000"/>
       <w:spacing w:val="5"/>
       <w:kern w:val="28"/>
       <w:sz w:val="52"/>
@@ -12662,7 +12789,7 @@
     <w:rsid w:val="00FC693F"/>
     <w:rPr>
       <w:rFonts w:asciiTheme="majorHAnsi" w:eastAsiaTheme="majorEastAsia" w:hAnsiTheme="majorHAnsi" w:cstheme="majorBidi"/>
-      <w:color w:val="17365D" w:themeColor="text2" w:themeShade="BF"/>
+      <w:color w:val="000000"/>
       <w:spacing w:val="5"/>
       <w:kern w:val="28"/>
       <w:sz w:val="52"/>
@@ -12686,7 +12813,7 @@
       <w:rFonts w:asciiTheme="majorHAnsi" w:eastAsiaTheme="majorEastAsia" w:hAnsiTheme="majorHAnsi" w:cstheme="majorBidi"/>
       <w:i/>
       <w:iCs/>
-      <w:color w:val="4F81BD" w:themeColor="accent1"/>
+      <w:color w:val="000000"/>
       <w:spacing w:val="15"/>
       <w:sz w:val="24"/>
       <w:szCs w:val="24"/>
@@ -12702,7 +12829,7 @@
       <w:rFonts w:asciiTheme="majorHAnsi" w:eastAsiaTheme="majorEastAsia" w:hAnsiTheme="majorHAnsi" w:cstheme="majorBidi"/>
       <w:i/>
       <w:iCs/>
-      <w:color w:val="4F81BD" w:themeColor="accent1"/>
+      <w:color w:val="000000"/>
       <w:spacing w:val="15"/>
       <w:sz w:val="24"/>
       <w:szCs w:val="24"/>
@@ -12974,7 +13101,7 @@
     <w:rPr>
       <w:i/>
       <w:iCs/>
-      <w:color w:val="000000" w:themeColor="text1"/>
+      <w:color w:val="000000"/>
     </w:rPr>
   </w:style>
   <w:style w:type="character" w:customStyle="1" w:styleId="QuoteChar">
@@ -12986,7 +13113,7 @@
     <w:rPr>
       <w:i/>
       <w:iCs/>
-      <w:color w:val="000000" w:themeColor="text1"/>
+      <w:color w:val="000000"/>
     </w:rPr>
   </w:style>
   <w:style w:type="character" w:customStyle="1" w:styleId="Heading4Char">
@@ -13002,7 +13129,7 @@
       <w:bCs/>
       <w:i/>
       <w:iCs/>
-      <w:color w:val="4F81BD" w:themeColor="accent1"/>
+      <w:color w:val="000000"/>
     </w:rPr>
   </w:style>
   <w:style w:type="character" w:customStyle="1" w:styleId="Heading5Char">
@@ -13014,7 +13141,7 @@
     <w:rsid w:val="00FC693F"/>
     <w:rPr>
       <w:rFonts w:asciiTheme="majorHAnsi" w:eastAsiaTheme="majorEastAsia" w:hAnsiTheme="majorHAnsi" w:cstheme="majorBidi"/>
-      <w:color w:val="243F60" w:themeColor="accent1" w:themeShade="7F"/>
+      <w:color w:val="000000"/>
     </w:rPr>
   </w:style>
   <w:style w:type="character" w:customStyle="1" w:styleId="Heading6Char">
@@ -13028,7 +13155,7 @@
       <w:rFonts w:asciiTheme="majorHAnsi" w:eastAsiaTheme="majorEastAsia" w:hAnsiTheme="majorHAnsi" w:cstheme="majorBidi"/>
       <w:i/>
       <w:iCs/>
-      <w:color w:val="243F60" w:themeColor="accent1" w:themeShade="7F"/>
+      <w:color w:val="000000"/>
     </w:rPr>
   </w:style>
   <w:style w:type="character" w:customStyle="1" w:styleId="Heading7Char">
@@ -13042,7 +13169,7 @@
       <w:rFonts w:asciiTheme="majorHAnsi" w:eastAsiaTheme="majorEastAsia" w:hAnsiTheme="majorHAnsi" w:cstheme="majorBidi"/>
       <w:i/>
       <w:iCs/>
-      <w:color w:val="404040" w:themeColor="text1" w:themeTint="BF"/>
+      <w:color w:val="000000"/>
     </w:rPr>
   </w:style>
   <w:style w:type="character" w:customStyle="1" w:styleId="Heading8Char">
@@ -13054,7 +13181,7 @@
     <w:rsid w:val="00FC693F"/>
     <w:rPr>
       <w:rFonts w:asciiTheme="majorHAnsi" w:eastAsiaTheme="majorEastAsia" w:hAnsiTheme="majorHAnsi" w:cstheme="majorBidi"/>
-      <w:color w:val="4F81BD" w:themeColor="accent1"/>
+      <w:color w:val="000000"/>
       <w:sz w:val="20"/>
       <w:szCs w:val="20"/>
     </w:rPr>
@@ -13070,7 +13197,7 @@
       <w:rFonts w:asciiTheme="majorHAnsi" w:eastAsiaTheme="majorEastAsia" w:hAnsiTheme="majorHAnsi" w:cstheme="majorBidi"/>
       <w:i/>
       <w:iCs/>
-      <w:color w:val="404040" w:themeColor="text1" w:themeTint="BF"/>
+      <w:color w:val="000000"/>
       <w:sz w:val="20"/>
       <w:szCs w:val="20"/>
     </w:rPr>
@@ -13090,7 +13217,7 @@
     <w:rPr>
       <w:b/>
       <w:bCs/>
-      <w:color w:val="4F81BD" w:themeColor="accent1"/>
+      <w:color w:val="000000"/>
       <w:sz w:val="18"/>
       <w:szCs w:val="18"/>
     </w:rPr>
@@ -13137,7 +13264,7 @@
       <w:bCs/>
       <w:i/>
       <w:iCs/>
-      <w:color w:val="4F81BD" w:themeColor="accent1"/>
+      <w:color w:val="000000"/>
     </w:rPr>
   </w:style>
   <w:style w:type="character" w:customStyle="1" w:styleId="IntenseQuoteChar">
@@ -13151,7 +13278,7 @@
       <w:bCs/>
       <w:i/>
       <w:iCs/>
-      <w:color w:val="4F81BD" w:themeColor="accent1"/>
+      <w:color w:val="000000"/>
     </w:rPr>
   </w:style>
   <w:style w:type="character" w:styleId="SubtleEmphasis">
@@ -13163,7 +13290,7 @@
     <w:rPr>
       <w:i/>
       <w:iCs/>
-      <w:color w:val="808080" w:themeColor="text1" w:themeTint="7F"/>
+      <w:color w:val="000000"/>
     </w:rPr>
   </w:style>
   <w:style w:type="character" w:styleId="IntenseEmphasis">
@@ -13177,7 +13304,7 @@
       <w:bCs/>
       <w:i/>
       <w:iCs/>
-      <w:color w:val="4F81BD" w:themeColor="accent1"/>
+      <w:color w:val="000000"/>
     </w:rPr>
   </w:style>
   <w:style w:type="character" w:styleId="SubtleReference">
@@ -13188,7 +13315,7 @@
     <w:rsid w:val="00FC693F"/>
     <w:rPr>
       <w:smallCaps/>
-      <w:color w:val="C0504D" w:themeColor="accent2"/>
+      <w:color w:val="000000"/>
       <w:u w:val="single"/>
     </w:rPr>
   </w:style>
@@ -13202,7 +13329,7 @@
       <w:b/>
       <w:bCs/>
       <w:smallCaps/>
-      <w:color w:val="C0504D" w:themeColor="accent2"/>
+      <w:color w:val="000000"/>
       <w:spacing w:val="5"/>
       <w:u w:val="single"/>
     </w:rPr>
@@ -13268,7 +13395,7 @@
       <w:spacing w:after="0" w:line="240" w:lineRule="auto"/>
     </w:pPr>
     <w:rPr>
-      <w:color w:val="000000" w:themeColor="text1" w:themeShade="BF"/>
+      <w:color w:val="000000"/>
     </w:rPr>
     <w:tblPr>
       <w:tblStyleRowBandSize w:val="1"/>
@@ -13371,7 +13498,7 @@
       <w:spacing w:after="0" w:line="240" w:lineRule="auto"/>
     </w:pPr>
     <w:rPr>
-      <w:color w:val="365F91" w:themeColor="accent1" w:themeShade="BF"/>
+      <w:color w:val="000000"/>
     </w:rPr>
     <w:tblPr>
       <w:tblStyleRowBandSize w:val="1"/>
@@ -13474,7 +13601,7 @@
       <w:spacing w:after="0" w:line="240" w:lineRule="auto"/>
     </w:pPr>
     <w:rPr>
-      <w:color w:val="943634" w:themeColor="accent2" w:themeShade="BF"/>
+      <w:color w:val="000000"/>
     </w:rPr>
     <w:tblPr>
       <w:tblStyleRowBandSize w:val="1"/>
@@ -13577,7 +13704,7 @@
       <w:spacing w:after="0" w:line="240" w:lineRule="auto"/>
     </w:pPr>
     <w:rPr>
-      <w:color w:val="76923C" w:themeColor="accent3" w:themeShade="BF"/>
+      <w:color w:val="000000"/>
     </w:rPr>
     <w:tblPr>
       <w:tblStyleRowBandSize w:val="1"/>
@@ -13680,7 +13807,7 @@
       <w:spacing w:after="0" w:line="240" w:lineRule="auto"/>
     </w:pPr>
     <w:rPr>
-      <w:color w:val="5F497A" w:themeColor="accent4" w:themeShade="BF"/>
+      <w:color w:val="000000"/>
     </w:rPr>
     <w:tblPr>
       <w:tblStyleRowBandSize w:val="1"/>
@@ -13783,7 +13910,7 @@
       <w:spacing w:after="0" w:line="240" w:lineRule="auto"/>
     </w:pPr>
     <w:rPr>
-      <w:color w:val="31849B" w:themeColor="accent5" w:themeShade="BF"/>
+      <w:color w:val="000000"/>
     </w:rPr>
     <w:tblPr>
       <w:tblStyleRowBandSize w:val="1"/>
@@ -13886,7 +14013,7 @@
       <w:spacing w:after="0" w:line="240" w:lineRule="auto"/>
     </w:pPr>
     <w:rPr>
-      <w:color w:val="E36C0A" w:themeColor="accent6" w:themeShade="BF"/>
+      <w:color w:val="000000"/>
     </w:rPr>
     <w:tblPr>
       <w:tblStyleRowBandSize w:val="1"/>
@@ -14012,7 +14139,7 @@
       <w:rPr>
         <w:b/>
         <w:bCs/>
-        <w:color w:val="FFFFFF" w:themeColor="background1"/>
+        <w:color w:val="000000"/>
       </w:rPr>
       <w:tblPr/>
       <w:tcPr>
@@ -14104,7 +14231,7 @@
       <w:rPr>
         <w:b/>
         <w:bCs/>
-        <w:color w:val="FFFFFF" w:themeColor="background1"/>
+        <w:color w:val="000000"/>
       </w:rPr>
       <w:tblPr/>
       <w:tcPr>
@@ -14196,7 +14323,7 @@
       <w:rPr>
         <w:b/>
         <w:bCs/>
-        <w:color w:val="FFFFFF" w:themeColor="background1"/>
+        <w:color w:val="000000"/>
       </w:rPr>
       <w:tblPr/>
       <w:tcPr>
@@ -14288,7 +14415,7 @@
       <w:rPr>
         <w:b/>
         <w:bCs/>
-        <w:color w:val="FFFFFF" w:themeColor="background1"/>
+        <w:color w:val="000000"/>
       </w:rPr>
       <w:tblPr/>
       <w:tcPr>
@@ -14380,7 +14507,7 @@
       <w:rPr>
         <w:b/>
         <w:bCs/>
-        <w:color w:val="FFFFFF" w:themeColor="background1"/>
+        <w:color w:val="000000"/>
       </w:rPr>
       <w:tblPr/>
       <w:tcPr>
@@ -14472,7 +14599,7 @@
       <w:rPr>
         <w:b/>
         <w:bCs/>
-        <w:color w:val="FFFFFF" w:themeColor="background1"/>
+        <w:color w:val="000000"/>
       </w:rPr>
       <w:tblPr/>
       <w:tcPr>
@@ -14564,7 +14691,7 @@
       <w:rPr>
         <w:b/>
         <w:bCs/>
-        <w:color w:val="FFFFFF" w:themeColor="background1"/>
+        <w:color w:val="000000"/>
       </w:rPr>
       <w:tblPr/>
       <w:tcPr>
@@ -15567,7 +15694,7 @@
       <w:rPr>
         <w:b/>
         <w:bCs/>
-        <w:color w:val="FFFFFF" w:themeColor="background1"/>
+        <w:color w:val="000000"/>
       </w:rPr>
       <w:tblPr/>
       <w:tcPr>
@@ -15673,7 +15800,7 @@
       <w:rPr>
         <w:b/>
         <w:bCs/>
-        <w:color w:val="FFFFFF" w:themeColor="background1"/>
+        <w:color w:val="000000"/>
       </w:rPr>
       <w:tblPr/>
       <w:tcPr>
@@ -15779,7 +15906,7 @@
       <w:rPr>
         <w:b/>
         <w:bCs/>
-        <w:color w:val="FFFFFF" w:themeColor="background1"/>
+        <w:color w:val="000000"/>
       </w:rPr>
       <w:tblPr/>
       <w:tcPr>
@@ -15885,7 +16012,7 @@
       <w:rPr>
         <w:b/>
         <w:bCs/>
-        <w:color w:val="FFFFFF" w:themeColor="background1"/>
+        <w:color w:val="000000"/>
       </w:rPr>
       <w:tblPr/>
       <w:tcPr>
@@ -15991,7 +16118,7 @@
       <w:rPr>
         <w:b/>
         <w:bCs/>
-        <w:color w:val="FFFFFF" w:themeColor="background1"/>
+        <w:color w:val="000000"/>
       </w:rPr>
       <w:tblPr/>
       <w:tcPr>
@@ -16097,7 +16224,7 @@
       <w:rPr>
         <w:b/>
         <w:bCs/>
-        <w:color w:val="FFFFFF" w:themeColor="background1"/>
+        <w:color w:val="000000"/>
       </w:rPr>
       <w:tblPr/>
       <w:tcPr>
@@ -16203,7 +16330,7 @@
       <w:rPr>
         <w:b/>
         <w:bCs/>
-        <w:color w:val="FFFFFF" w:themeColor="background1"/>
+        <w:color w:val="000000"/>
       </w:rPr>
       <w:tblPr/>
       <w:tcPr>
@@ -16306,7 +16433,7 @@
       <w:rPr>
         <w:b/>
         <w:bCs/>
-        <w:color w:val="FFFFFF" w:themeColor="background1"/>
+        <w:color w:val="000000"/>
       </w:rPr>
       <w:tblPr/>
       <w:tcPr>
@@ -16326,7 +16453,7 @@
         <w:spacing w:before="0" w:after="0" w:line="240" w:lineRule="auto"/>
       </w:pPr>
       <w:rPr>
-        <w:color w:val="auto"/>
+        <w:color w:val="000000"/>
       </w:rPr>
       <w:tblPr/>
       <w:tcPr>
@@ -16345,7 +16472,7 @@
       <w:rPr>
         <w:b/>
         <w:bCs/>
-        <w:color w:val="FFFFFF" w:themeColor="background1"/>
+        <w:color w:val="000000"/>
       </w:rPr>
       <w:tblPr/>
       <w:tcPr>
@@ -16364,7 +16491,7 @@
       <w:rPr>
         <w:b/>
         <w:bCs/>
-        <w:color w:val="FFFFFF" w:themeColor="background1"/>
+        <w:color w:val="000000"/>
       </w:rPr>
       <w:tblPr/>
       <w:tcPr>
@@ -16410,7 +16537,7 @@
     </w:tblStylePr>
     <w:tblStylePr w:type="nwCell">
       <w:rPr>
-        <w:color w:val="FFFFFF" w:themeColor="background1"/>
+        <w:color w:val="000000"/>
       </w:rPr>
       <w:tblPr/>
       <w:tcPr>
@@ -16455,7 +16582,7 @@
       <w:rPr>
         <w:b/>
         <w:bCs/>
-        <w:color w:val="FFFFFF" w:themeColor="background1"/>
+        <w:color w:val="000000"/>
       </w:rPr>
       <w:tblPr/>
       <w:tcPr>
@@ -16475,7 +16602,7 @@
         <w:spacing w:before="0" w:after="0" w:line="240" w:lineRule="auto"/>
       </w:pPr>
       <w:rPr>
-        <w:color w:val="auto"/>
+        <w:color w:val="000000"/>
       </w:rPr>
       <w:tblPr/>
       <w:tcPr>
@@ -16494,7 +16621,7 @@
       <w:rPr>
         <w:b/>
         <w:bCs/>
-        <w:color w:val="FFFFFF" w:themeColor="background1"/>
+        <w:color w:val="000000"/>
       </w:rPr>
       <w:tblPr/>
       <w:tcPr>
@@ -16513,7 +16640,7 @@
       <w:rPr>
         <w:b/>
         <w:bCs/>
-        <w:color w:val="FFFFFF" w:themeColor="background1"/>
+        <w:color w:val="000000"/>
       </w:rPr>
       <w:tblPr/>
       <w:tcPr>
@@ -16559,7 +16686,7 @@
     </w:tblStylePr>
     <w:tblStylePr w:type="nwCell">
       <w:rPr>
-        <w:color w:val="FFFFFF" w:themeColor="background1"/>
+        <w:color w:val="000000"/>
       </w:rPr>
       <w:tblPr/>
       <w:tcPr>
@@ -16604,7 +16731,7 @@
       <w:rPr>
         <w:b/>
         <w:bCs/>
-        <w:color w:val="FFFFFF" w:themeColor="background1"/>
+        <w:color w:val="000000"/>
       </w:rPr>
       <w:tblPr/>
       <w:tcPr>
@@ -16624,7 +16751,7 @@
         <w:spacing w:before="0" w:after="0" w:line="240" w:lineRule="auto"/>
       </w:pPr>
       <w:rPr>
-        <w:color w:val="auto"/>
+        <w:color w:val="000000"/>
       </w:rPr>
       <w:tblPr/>
       <w:tcPr>
@@ -16643,7 +16770,7 @@
       <w:rPr>
         <w:b/>
         <w:bCs/>
-        <w:color w:val="FFFFFF" w:themeColor="background1"/>
+        <w:color w:val="000000"/>
       </w:rPr>
       <w:tblPr/>
       <w:tcPr>
@@ -16662,7 +16789,7 @@
       <w:rPr>
         <w:b/>
         <w:bCs/>
-        <w:color w:val="FFFFFF" w:themeColor="background1"/>
+        <w:color w:val="000000"/>
       </w:rPr>
       <w:tblPr/>
       <w:tcPr>
@@ -16708,7 +16835,7 @@
     </w:tblStylePr>
     <w:tblStylePr w:type="nwCell">
       <w:rPr>
-        <w:color w:val="FFFFFF" w:themeColor="background1"/>
+        <w:color w:val="000000"/>
       </w:rPr>
       <w:tblPr/>
       <w:tcPr>
@@ -16753,7 +16880,7 @@
       <w:rPr>
         <w:b/>
         <w:bCs/>
-        <w:color w:val="FFFFFF" w:themeColor="background1"/>
+        <w:color w:val="000000"/>
       </w:rPr>
       <w:tblPr/>
       <w:tcPr>
@@ -16773,7 +16900,7 @@
         <w:spacing w:before="0" w:after="0" w:line="240" w:lineRule="auto"/>
       </w:pPr>
       <w:rPr>
-        <w:color w:val="auto"/>
+        <w:color w:val="000000"/>
       </w:rPr>
       <w:tblPr/>
       <w:tcPr>
@@ -16792,7 +16919,7 @@
       <w:rPr>
         <w:b/>
         <w:bCs/>
-        <w:color w:val="FFFFFF" w:themeColor="background1"/>
+        <w:color w:val="000000"/>
       </w:rPr>
       <w:tblPr/>
       <w:tcPr>
@@ -16811,7 +16938,7 @@
       <w:rPr>
         <w:b/>
         <w:bCs/>
-        <w:color w:val="FFFFFF" w:themeColor="background1"/>
+        <w:color w:val="000000"/>
       </w:rPr>
       <w:tblPr/>
       <w:tcPr>
@@ -16857,7 +16984,7 @@
     </w:tblStylePr>
     <w:tblStylePr w:type="nwCell">
       <w:rPr>
-        <w:color w:val="FFFFFF" w:themeColor="background1"/>
+        <w:color w:val="000000"/>
       </w:rPr>
       <w:tblPr/>
       <w:tcPr>
@@ -16902,7 +17029,7 @@
       <w:rPr>
         <w:b/>
         <w:bCs/>
-        <w:color w:val="FFFFFF" w:themeColor="background1"/>
+        <w:color w:val="000000"/>
       </w:rPr>
       <w:tblPr/>
       <w:tcPr>
@@ -16922,7 +17049,7 @@
         <w:spacing w:before="0" w:after="0" w:line="240" w:lineRule="auto"/>
       </w:pPr>
       <w:rPr>
-        <w:color w:val="auto"/>
+        <w:color w:val="000000"/>
       </w:rPr>
       <w:tblPr/>
       <w:tcPr>
@@ -16941,7 +17068,7 @@
       <w:rPr>
         <w:b/>
         <w:bCs/>
-        <w:color w:val="FFFFFF" w:themeColor="background1"/>
+        <w:color w:val="000000"/>
       </w:rPr>
       <w:tblPr/>
       <w:tcPr>
@@ -16960,7 +17087,7 @@
       <w:rPr>
         <w:b/>
         <w:bCs/>
-        <w:color w:val="FFFFFF" w:themeColor="background1"/>
+        <w:color w:val="000000"/>
       </w:rPr>
       <w:tblPr/>
       <w:tcPr>
@@ -17006,7 +17133,7 @@
     </w:tblStylePr>
     <w:tblStylePr w:type="nwCell">
       <w:rPr>
-        <w:color w:val="FFFFFF" w:themeColor="background1"/>
+        <w:color w:val="000000"/>
       </w:rPr>
       <w:tblPr/>
       <w:tcPr>
@@ -17051,7 +17178,7 @@
       <w:rPr>
         <w:b/>
         <w:bCs/>
-        <w:color w:val="FFFFFF" w:themeColor="background1"/>
+        <w:color w:val="000000"/>
       </w:rPr>
       <w:tblPr/>
       <w:tcPr>
@@ -17071,7 +17198,7 @@
         <w:spacing w:before="0" w:after="0" w:line="240" w:lineRule="auto"/>
       </w:pPr>
       <w:rPr>
-        <w:color w:val="auto"/>
+        <w:color w:val="000000"/>
       </w:rPr>
       <w:tblPr/>
       <w:tcPr>
@@ -17090,7 +17217,7 @@
       <w:rPr>
         <w:b/>
         <w:bCs/>
-        <w:color w:val="FFFFFF" w:themeColor="background1"/>
+        <w:color w:val="000000"/>
       </w:rPr>
       <w:tblPr/>
       <w:tcPr>
@@ -17109,7 +17236,7 @@
       <w:rPr>
         <w:b/>
         <w:bCs/>
-        <w:color w:val="FFFFFF" w:themeColor="background1"/>
+        <w:color w:val="000000"/>
       </w:rPr>
       <w:tblPr/>
       <w:tcPr>
@@ -17155,7 +17282,7 @@
     </w:tblStylePr>
     <w:tblStylePr w:type="nwCell">
       <w:rPr>
-        <w:color w:val="FFFFFF" w:themeColor="background1"/>
+        <w:color w:val="000000"/>
       </w:rPr>
       <w:tblPr/>
       <w:tcPr>
@@ -17200,7 +17327,7 @@
       <w:rPr>
         <w:b/>
         <w:bCs/>
-        <w:color w:val="FFFFFF" w:themeColor="background1"/>
+        <w:color w:val="000000"/>
       </w:rPr>
       <w:tblPr/>
       <w:tcPr>
@@ -17220,7 +17347,7 @@
         <w:spacing w:before="0" w:after="0" w:line="240" w:lineRule="auto"/>
       </w:pPr>
       <w:rPr>
-        <w:color w:val="auto"/>
+        <w:color w:val="000000"/>
       </w:rPr>
       <w:tblPr/>
       <w:tcPr>
@@ -17239,7 +17366,7 @@
       <w:rPr>
         <w:b/>
         <w:bCs/>
-        <w:color w:val="FFFFFF" w:themeColor="background1"/>
+        <w:color w:val="000000"/>
       </w:rPr>
       <w:tblPr/>
       <w:tcPr>
@@ -17258,7 +17385,7 @@
       <w:rPr>
         <w:b/>
         <w:bCs/>
-        <w:color w:val="FFFFFF" w:themeColor="background1"/>
+        <w:color w:val="000000"/>
       </w:rPr>
       <w:tblPr/>
       <w:tcPr>
@@ -17304,7 +17431,7 @@
     </w:tblStylePr>
     <w:tblStylePr w:type="nwCell">
       <w:rPr>
-        <w:color w:val="FFFFFF" w:themeColor="background1"/>
+        <w:color w:val="000000"/>
       </w:rPr>
       <w:tblPr/>
       <w:tcPr>
@@ -17328,7 +17455,7 @@
       <w:spacing w:after="0" w:line="240" w:lineRule="auto"/>
     </w:pPr>
     <w:rPr>
-      <w:color w:val="000000" w:themeColor="text1"/>
+      <w:color w:val="000000"/>
     </w:rPr>
     <w:tblPr>
       <w:tblStyleRowBandSize w:val="1"/>
@@ -17361,7 +17488,7 @@
       <w:rPr>
         <w:b/>
         <w:bCs/>
-        <w:color w:val="1F497D" w:themeColor="text2"/>
+        <w:color w:val="000000"/>
       </w:rPr>
       <w:tblPr/>
       <w:tcPr>
@@ -17412,7 +17539,7 @@
       <w:spacing w:after="0" w:line="240" w:lineRule="auto"/>
     </w:pPr>
     <w:rPr>
-      <w:color w:val="000000" w:themeColor="text1"/>
+      <w:color w:val="000000"/>
     </w:rPr>
     <w:tblPr>
       <w:tblStyleRowBandSize w:val="1"/>
@@ -17445,7 +17572,7 @@
       <w:rPr>
         <w:b/>
         <w:bCs/>
-        <w:color w:val="1F497D" w:themeColor="text2"/>
+        <w:color w:val="000000"/>
       </w:rPr>
       <w:tblPr/>
       <w:tcPr>
@@ -17496,7 +17623,7 @@
       <w:spacing w:after="0" w:line="240" w:lineRule="auto"/>
     </w:pPr>
     <w:rPr>
-      <w:color w:val="000000" w:themeColor="text1"/>
+      <w:color w:val="000000"/>
     </w:rPr>
     <w:tblPr>
       <w:tblStyleRowBandSize w:val="1"/>
@@ -17529,7 +17656,7 @@
       <w:rPr>
         <w:b/>
         <w:bCs/>
-        <w:color w:val="1F497D" w:themeColor="text2"/>
+        <w:color w:val="000000"/>
       </w:rPr>
       <w:tblPr/>
       <w:tcPr>
@@ -17580,7 +17707,7 @@
       <w:spacing w:after="0" w:line="240" w:lineRule="auto"/>
     </w:pPr>
     <w:rPr>
-      <w:color w:val="000000" w:themeColor="text1"/>
+      <w:color w:val="000000"/>
     </w:rPr>
     <w:tblPr>
       <w:tblStyleRowBandSize w:val="1"/>
@@ -17613,7 +17740,7 @@
       <w:rPr>
         <w:b/>
         <w:bCs/>
-        <w:color w:val="1F497D" w:themeColor="text2"/>
+        <w:color w:val="000000"/>
       </w:rPr>
       <w:tblPr/>
       <w:tcPr>
@@ -17664,7 +17791,7 @@
       <w:spacing w:after="0" w:line="240" w:lineRule="auto"/>
     </w:pPr>
     <w:rPr>
-      <w:color w:val="000000" w:themeColor="text1"/>
+      <w:color w:val="000000"/>
     </w:rPr>
     <w:tblPr>
       <w:tblStyleRowBandSize w:val="1"/>
@@ -17697,7 +17824,7 @@
       <w:rPr>
         <w:b/>
         <w:bCs/>
-        <w:color w:val="1F497D" w:themeColor="text2"/>
+        <w:color w:val="000000"/>
       </w:rPr>
       <w:tblPr/>
       <w:tcPr>
@@ -17748,7 +17875,7 @@
       <w:spacing w:after="0" w:line="240" w:lineRule="auto"/>
     </w:pPr>
     <w:rPr>
-      <w:color w:val="000000" w:themeColor="text1"/>
+      <w:color w:val="000000"/>
     </w:rPr>
     <w:tblPr>
       <w:tblStyleRowBandSize w:val="1"/>
@@ -17781,7 +17908,7 @@
       <w:rPr>
         <w:b/>
         <w:bCs/>
-        <w:color w:val="1F497D" w:themeColor="text2"/>
+        <w:color w:val="000000"/>
       </w:rPr>
       <w:tblPr/>
       <w:tcPr>
@@ -17832,7 +17959,7 @@
       <w:spacing w:after="0" w:line="240" w:lineRule="auto"/>
     </w:pPr>
     <w:rPr>
-      <w:color w:val="000000" w:themeColor="text1"/>
+      <w:color w:val="000000"/>
     </w:rPr>
     <w:tblPr>
       <w:tblStyleRowBandSize w:val="1"/>
@@ -17865,7 +17992,7 @@
       <w:rPr>
         <w:b/>
         <w:bCs/>
-        <w:color w:val="1F497D" w:themeColor="text2"/>
+        <w:color w:val="000000"/>
       </w:rPr>
       <w:tblPr/>
       <w:tcPr>
@@ -17917,7 +18044,7 @@
     </w:pPr>
     <w:rPr>
       <w:rFonts w:asciiTheme="majorHAnsi" w:eastAsiaTheme="majorEastAsia" w:hAnsiTheme="majorHAnsi" w:cstheme="majorBidi"/>
-      <w:color w:val="000000" w:themeColor="text1"/>
+      <w:color w:val="000000"/>
     </w:rPr>
     <w:tblPr>
       <w:tblStyleRowBandSize w:val="1"/>
@@ -18045,7 +18172,7 @@
     </w:pPr>
     <w:rPr>
       <w:rFonts w:asciiTheme="majorHAnsi" w:eastAsiaTheme="majorEastAsia" w:hAnsiTheme="majorHAnsi" w:cstheme="majorBidi"/>
-      <w:color w:val="000000" w:themeColor="text1"/>
+      <w:color w:val="000000"/>
     </w:rPr>
     <w:tblPr>
       <w:tblStyleRowBandSize w:val="1"/>
@@ -18173,7 +18300,7 @@
     </w:pPr>
     <w:rPr>
       <w:rFonts w:asciiTheme="majorHAnsi" w:eastAsiaTheme="majorEastAsia" w:hAnsiTheme="majorHAnsi" w:cstheme="majorBidi"/>
-      <w:color w:val="000000" w:themeColor="text1"/>
+      <w:color w:val="000000"/>
     </w:rPr>
     <w:tblPr>
       <w:tblStyleRowBandSize w:val="1"/>
@@ -18301,7 +18428,7 @@
     </w:pPr>
     <w:rPr>
       <w:rFonts w:asciiTheme="majorHAnsi" w:eastAsiaTheme="majorEastAsia" w:hAnsiTheme="majorHAnsi" w:cstheme="majorBidi"/>
-      <w:color w:val="000000" w:themeColor="text1"/>
+      <w:color w:val="000000"/>
     </w:rPr>
     <w:tblPr>
       <w:tblStyleRowBandSize w:val="1"/>
@@ -18429,7 +18556,7 @@
     </w:pPr>
     <w:rPr>
       <w:rFonts w:asciiTheme="majorHAnsi" w:eastAsiaTheme="majorEastAsia" w:hAnsiTheme="majorHAnsi" w:cstheme="majorBidi"/>
-      <w:color w:val="000000" w:themeColor="text1"/>
+      <w:color w:val="000000"/>
     </w:rPr>
     <w:tblPr>
       <w:tblStyleRowBandSize w:val="1"/>
@@ -18557,7 +18684,7 @@
     </w:pPr>
     <w:rPr>
       <w:rFonts w:asciiTheme="majorHAnsi" w:eastAsiaTheme="majorEastAsia" w:hAnsiTheme="majorHAnsi" w:cstheme="majorBidi"/>
-      <w:color w:val="000000" w:themeColor="text1"/>
+      <w:color w:val="000000"/>
     </w:rPr>
     <w:tblPr>
       <w:tblStyleRowBandSize w:val="1"/>
@@ -18685,7 +18812,7 @@
     </w:pPr>
     <w:rPr>
       <w:rFonts w:asciiTheme="majorHAnsi" w:eastAsiaTheme="majorEastAsia" w:hAnsiTheme="majorHAnsi" w:cstheme="majorBidi"/>
-      <w:color w:val="000000" w:themeColor="text1"/>
+      <w:color w:val="000000"/>
     </w:rPr>
     <w:tblPr>
       <w:tblStyleRowBandSize w:val="1"/>
@@ -19324,7 +19451,7 @@
     </w:pPr>
     <w:rPr>
       <w:rFonts w:asciiTheme="majorHAnsi" w:eastAsiaTheme="majorEastAsia" w:hAnsiTheme="majorHAnsi" w:cstheme="majorBidi"/>
-      <w:color w:val="000000" w:themeColor="text1"/>
+      <w:color w:val="000000"/>
     </w:rPr>
     <w:tblPr>
       <w:tblStyleRowBandSize w:val="1"/>
@@ -19352,7 +19479,7 @@
       <w:rPr>
         <w:b/>
         <w:bCs/>
-        <w:color w:val="000000" w:themeColor="text1"/>
+        <w:color w:val="000000"/>
       </w:rPr>
       <w:tblPr/>
       <w:tcPr>
@@ -19363,7 +19490,7 @@
       <w:rPr>
         <w:b/>
         <w:bCs/>
-        <w:color w:val="000000" w:themeColor="text1"/>
+        <w:color w:val="000000"/>
       </w:rPr>
       <w:tblPr/>
       <w:tcPr>
@@ -19382,7 +19509,7 @@
       <w:rPr>
         <w:b/>
         <w:bCs/>
-        <w:color w:val="000000" w:themeColor="text1"/>
+        <w:color w:val="000000"/>
       </w:rPr>
       <w:tblPr/>
       <w:tcPr>
@@ -19401,7 +19528,7 @@
       <w:rPr>
         <w:b w:val="0"/>
         <w:bCs w:val="0"/>
-        <w:color w:val="000000" w:themeColor="text1"/>
+        <w:color w:val="000000"/>
       </w:rPr>
       <w:tblPr/>
       <w:tcPr>
@@ -19449,7 +19576,7 @@
     </w:pPr>
     <w:rPr>
       <w:rFonts w:asciiTheme="majorHAnsi" w:eastAsiaTheme="majorEastAsia" w:hAnsiTheme="majorHAnsi" w:cstheme="majorBidi"/>
-      <w:color w:val="000000" w:themeColor="text1"/>
+      <w:color w:val="000000"/>
     </w:rPr>
     <w:tblPr>
       <w:tblStyleRowBandSize w:val="1"/>
@@ -19477,7 +19604,7 @@
       <w:rPr>
         <w:b/>
         <w:bCs/>
-        <w:color w:val="000000" w:themeColor="text1"/>
+        <w:color w:val="000000"/>
       </w:rPr>
       <w:tblPr/>
       <w:tcPr>
@@ -19488,7 +19615,7 @@
       <w:rPr>
         <w:b/>
         <w:bCs/>
-        <w:color w:val="000000" w:themeColor="text1"/>
+        <w:color w:val="000000"/>
       </w:rPr>
       <w:tblPr/>
       <w:tcPr>
@@ -19507,7 +19634,7 @@
       <w:rPr>
         <w:b/>
         <w:bCs/>
-        <w:color w:val="000000" w:themeColor="text1"/>
+        <w:color w:val="000000"/>
       </w:rPr>
       <w:tblPr/>
       <w:tcPr>
@@ -19526,7 +19653,7 @@
       <w:rPr>
         <w:b w:val="0"/>
         <w:bCs w:val="0"/>
-        <w:color w:val="000000" w:themeColor="text1"/>
+        <w:color w:val="000000"/>
       </w:rPr>
       <w:tblPr/>
       <w:tcPr>
@@ -19574,7 +19701,7 @@
     </w:pPr>
     <w:rPr>
       <w:rFonts w:asciiTheme="majorHAnsi" w:eastAsiaTheme="majorEastAsia" w:hAnsiTheme="majorHAnsi" w:cstheme="majorBidi"/>
-      <w:color w:val="000000" w:themeColor="text1"/>
+      <w:color w:val="000000"/>
     </w:rPr>
     <w:tblPr>
       <w:tblStyleRowBandSize w:val="1"/>
@@ -19602,7 +19729,7 @@
       <w:rPr>
         <w:b/>
         <w:bCs/>
-        <w:color w:val="000000" w:themeColor="text1"/>
+        <w:color w:val="000000"/>
       </w:rPr>
       <w:tblPr/>
       <w:tcPr>
@@ -19613,7 +19740,7 @@
       <w:rPr>
         <w:b/>
         <w:bCs/>
-        <w:color w:val="000000" w:themeColor="text1"/>
+        <w:color w:val="000000"/>
       </w:rPr>
       <w:tblPr/>
       <w:tcPr>
@@ -19632,7 +19759,7 @@
       <w:rPr>
         <w:b/>
         <w:bCs/>
-        <w:color w:val="000000" w:themeColor="text1"/>
+        <w:color w:val="000000"/>
       </w:rPr>
       <w:tblPr/>
       <w:tcPr>
@@ -19651,7 +19778,7 @@
       <w:rPr>
         <w:b w:val="0"/>
         <w:bCs w:val="0"/>
-        <w:color w:val="000000" w:themeColor="text1"/>
+        <w:color w:val="000000"/>
       </w:rPr>
       <w:tblPr/>
       <w:tcPr>
@@ -19699,7 +19826,7 @@
     </w:pPr>
     <w:rPr>
       <w:rFonts w:asciiTheme="majorHAnsi" w:eastAsiaTheme="majorEastAsia" w:hAnsiTheme="majorHAnsi" w:cstheme="majorBidi"/>
-      <w:color w:val="000000" w:themeColor="text1"/>
+      <w:color w:val="000000"/>
     </w:rPr>
     <w:tblPr>
       <w:tblStyleRowBandSize w:val="1"/>
@@ -19727,7 +19854,7 @@
       <w:rPr>
         <w:b/>
         <w:bCs/>
-        <w:color w:val="000000" w:themeColor="text1"/>
+        <w:color w:val="000000"/>
       </w:rPr>
       <w:tblPr/>
       <w:tcPr>
@@ -19738,7 +19865,7 @@
       <w:rPr>
         <w:b/>
         <w:bCs/>
-        <w:color w:val="000000" w:themeColor="text1"/>
+        <w:color w:val="000000"/>
       </w:rPr>
       <w:tblPr/>
       <w:tcPr>
@@ -19757,7 +19884,7 @@
       <w:rPr>
         <w:b/>
         <w:bCs/>
-        <w:color w:val="000000" w:themeColor="text1"/>
+        <w:color w:val="000000"/>
       </w:rPr>
       <w:tblPr/>
       <w:tcPr>
@@ -19776,7 +19903,7 @@
       <w:rPr>
         <w:b w:val="0"/>
         <w:bCs w:val="0"/>
-        <w:color w:val="000000" w:themeColor="text1"/>
+        <w:color w:val="000000"/>
       </w:rPr>
       <w:tblPr/>
       <w:tcPr>
@@ -19824,7 +19951,7 @@
     </w:pPr>
     <w:rPr>
       <w:rFonts w:asciiTheme="majorHAnsi" w:eastAsiaTheme="majorEastAsia" w:hAnsiTheme="majorHAnsi" w:cstheme="majorBidi"/>
-      <w:color w:val="000000" w:themeColor="text1"/>
+      <w:color w:val="000000"/>
     </w:rPr>
     <w:tblPr>
       <w:tblStyleRowBandSize w:val="1"/>
@@ -19852,7 +19979,7 @@
       <w:rPr>
         <w:b/>
         <w:bCs/>
-        <w:color w:val="000000" w:themeColor="text1"/>
+        <w:color w:val="000000"/>
       </w:rPr>
       <w:tblPr/>
       <w:tcPr>
@@ -19863,7 +19990,7 @@
       <w:rPr>
         <w:b/>
         <w:bCs/>
-        <w:color w:val="000000" w:themeColor="text1"/>
+        <w:color w:val="000000"/>
       </w:rPr>
       <w:tblPr/>
       <w:tcPr>
@@ -19882,7 +20009,7 @@
       <w:rPr>
         <w:b/>
         <w:bCs/>
-        <w:color w:val="000000" w:themeColor="text1"/>
+        <w:color w:val="000000"/>
       </w:rPr>
       <w:tblPr/>
       <w:tcPr>
@@ -19901,7 +20028,7 @@
       <w:rPr>
         <w:b w:val="0"/>
         <w:bCs w:val="0"/>
-        <w:color w:val="000000" w:themeColor="text1"/>
+        <w:color w:val="000000"/>
       </w:rPr>
       <w:tblPr/>
       <w:tcPr>
@@ -19949,7 +20076,7 @@
     </w:pPr>
     <w:rPr>
       <w:rFonts w:asciiTheme="majorHAnsi" w:eastAsiaTheme="majorEastAsia" w:hAnsiTheme="majorHAnsi" w:cstheme="majorBidi"/>
-      <w:color w:val="000000" w:themeColor="text1"/>
+      <w:color w:val="000000"/>
     </w:rPr>
     <w:tblPr>
       <w:tblStyleRowBandSize w:val="1"/>
@@ -19977,7 +20104,7 @@
       <w:rPr>
         <w:b/>
         <w:bCs/>
-        <w:color w:val="000000" w:themeColor="text1"/>
+        <w:color w:val="000000"/>
       </w:rPr>
       <w:tblPr/>
       <w:tcPr>
@@ -19988,7 +20115,7 @@
       <w:rPr>
         <w:b/>
         <w:bCs/>
-        <w:color w:val="000000" w:themeColor="text1"/>
+        <w:color w:val="000000"/>
       </w:rPr>
       <w:tblPr/>
       <w:tcPr>
@@ -20007,7 +20134,7 @@
       <w:rPr>
         <w:b/>
         <w:bCs/>
-        <w:color w:val="000000" w:themeColor="text1"/>
+        <w:color w:val="000000"/>
       </w:rPr>
       <w:tblPr/>
       <w:tcPr>
@@ -20026,7 +20153,7 @@
       <w:rPr>
         <w:b w:val="0"/>
         <w:bCs w:val="0"/>
-        <w:color w:val="000000" w:themeColor="text1"/>
+        <w:color w:val="000000"/>
       </w:rPr>
       <w:tblPr/>
       <w:tcPr>
@@ -20074,7 +20201,7 @@
     </w:pPr>
     <w:rPr>
       <w:rFonts w:asciiTheme="majorHAnsi" w:eastAsiaTheme="majorEastAsia" w:hAnsiTheme="majorHAnsi" w:cstheme="majorBidi"/>
-      <w:color w:val="000000" w:themeColor="text1"/>
+      <w:color w:val="000000"/>
     </w:rPr>
     <w:tblPr>
       <w:tblStyleRowBandSize w:val="1"/>
@@ -20102,7 +20229,7 @@
       <w:rPr>
         <w:b/>
         <w:bCs/>
-        <w:color w:val="000000" w:themeColor="text1"/>
+        <w:color w:val="000000"/>
       </w:rPr>
       <w:tblPr/>
       <w:tcPr>
@@ -20113,7 +20240,7 @@
       <w:rPr>
         <w:b/>
         <w:bCs/>
-        <w:color w:val="000000" w:themeColor="text1"/>
+        <w:color w:val="000000"/>
       </w:rPr>
       <w:tblPr/>
       <w:tcPr>
@@ -20132,7 +20259,7 @@
       <w:rPr>
         <w:b/>
         <w:bCs/>
-        <w:color w:val="000000" w:themeColor="text1"/>
+        <w:color w:val="000000"/>
       </w:rPr>
       <w:tblPr/>
       <w:tcPr>
@@ -20151,7 +20278,7 @@
       <w:rPr>
         <w:b w:val="0"/>
         <w:bCs w:val="0"/>
-        <w:color w:val="000000" w:themeColor="text1"/>
+        <w:color w:val="000000"/>
       </w:rPr>
       <w:tblPr/>
       <w:tcPr>
@@ -20225,7 +20352,7 @@
         <w:bCs/>
         <w:i w:val="0"/>
         <w:iCs w:val="0"/>
-        <w:color w:val="FFFFFF" w:themeColor="background1"/>
+        <w:color w:val="000000"/>
       </w:rPr>
       <w:tblPr/>
       <w:tcPr>
@@ -20246,7 +20373,7 @@
         <w:bCs/>
         <w:i w:val="0"/>
         <w:iCs w:val="0"/>
-        <w:color w:val="FFFFFF" w:themeColor="background1"/>
+        <w:color w:val="000000"/>
       </w:rPr>
       <w:tblPr/>
       <w:tcPr>
@@ -20267,7 +20394,7 @@
         <w:bCs/>
         <w:i w:val="0"/>
         <w:iCs w:val="0"/>
-        <w:color w:val="FFFFFF" w:themeColor="background1"/>
+        <w:color w:val="000000"/>
       </w:rPr>
       <w:tblPr/>
       <w:tcPr>
@@ -20286,7 +20413,7 @@
         <w:bCs/>
         <w:i w:val="0"/>
         <w:iCs w:val="0"/>
-        <w:color w:val="FFFFFF" w:themeColor="background1"/>
+        <w:color w:val="000000"/>
       </w:rPr>
       <w:tblPr/>
       <w:tcPr>
@@ -20366,7 +20493,7 @@
         <w:bCs/>
         <w:i w:val="0"/>
         <w:iCs w:val="0"/>
-        <w:color w:val="FFFFFF" w:themeColor="background1"/>
+        <w:color w:val="000000"/>
       </w:rPr>
       <w:tblPr/>
       <w:tcPr>
@@ -20387,7 +20514,7 @@
         <w:bCs/>
         <w:i w:val="0"/>
         <w:iCs w:val="0"/>
-        <w:color w:val="FFFFFF" w:themeColor="background1"/>
+        <w:color w:val="000000"/>
       </w:rPr>
       <w:tblPr/>
       <w:tcPr>
@@ -20408,7 +20535,7 @@
         <w:bCs/>
         <w:i w:val="0"/>
         <w:iCs w:val="0"/>
-        <w:color w:val="FFFFFF" w:themeColor="background1"/>
+        <w:color w:val="000000"/>
       </w:rPr>
       <w:tblPr/>
       <w:tcPr>
@@ -20427,7 +20554,7 @@
         <w:bCs/>
         <w:i w:val="0"/>
         <w:iCs w:val="0"/>
-        <w:color w:val="FFFFFF" w:themeColor="background1"/>
+        <w:color w:val="000000"/>
       </w:rPr>
       <w:tblPr/>
       <w:tcPr>
@@ -20507,7 +20634,7 @@
         <w:bCs/>
         <w:i w:val="0"/>
         <w:iCs w:val="0"/>
-        <w:color w:val="FFFFFF" w:themeColor="background1"/>
+        <w:color w:val="000000"/>
       </w:rPr>
       <w:tblPr/>
       <w:tcPr>
@@ -20528,7 +20655,7 @@
         <w:bCs/>
         <w:i w:val="0"/>
         <w:iCs w:val="0"/>
-        <w:color w:val="FFFFFF" w:themeColor="background1"/>
+        <w:color w:val="000000"/>
       </w:rPr>
       <w:tblPr/>
       <w:tcPr>
@@ -20549,7 +20676,7 @@
         <w:bCs/>
         <w:i w:val="0"/>
         <w:iCs w:val="0"/>
-        <w:color w:val="FFFFFF" w:themeColor="background1"/>
+        <w:color w:val="000000"/>
       </w:rPr>
       <w:tblPr/>
       <w:tcPr>
@@ -20568,7 +20695,7 @@
         <w:bCs/>
         <w:i w:val="0"/>
         <w:iCs w:val="0"/>
-        <w:color w:val="FFFFFF" w:themeColor="background1"/>
+        <w:color w:val="000000"/>
       </w:rPr>
       <w:tblPr/>
       <w:tcPr>
@@ -20648,7 +20775,7 @@
         <w:bCs/>
         <w:i w:val="0"/>
         <w:iCs w:val="0"/>
-        <w:color w:val="FFFFFF" w:themeColor="background1"/>
+        <w:color w:val="000000"/>
       </w:rPr>
       <w:tblPr/>
       <w:tcPr>
@@ -20669,7 +20796,7 @@
         <w:bCs/>
         <w:i w:val="0"/>
         <w:iCs w:val="0"/>
-        <w:color w:val="FFFFFF" w:themeColor="background1"/>
+        <w:color w:val="000000"/>
       </w:rPr>
       <w:tblPr/>
       <w:tcPr>
@@ -20690,7 +20817,7 @@
         <w:bCs/>
         <w:i w:val="0"/>
         <w:iCs w:val="0"/>
-        <w:color w:val="FFFFFF" w:themeColor="background1"/>
+        <w:color w:val="000000"/>
       </w:rPr>
       <w:tblPr/>
       <w:tcPr>
@@ -20709,7 +20836,7 @@
         <w:bCs/>
         <w:i w:val="0"/>
         <w:iCs w:val="0"/>
-        <w:color w:val="FFFFFF" w:themeColor="background1"/>
+        <w:color w:val="000000"/>
       </w:rPr>
       <w:tblPr/>
       <w:tcPr>
@@ -20789,7 +20916,7 @@
         <w:bCs/>
         <w:i w:val="0"/>
         <w:iCs w:val="0"/>
-        <w:color w:val="FFFFFF" w:themeColor="background1"/>
+        <w:color w:val="000000"/>
       </w:rPr>
       <w:tblPr/>
       <w:tcPr>
@@ -20810,7 +20937,7 @@
         <w:bCs/>
         <w:i w:val="0"/>
         <w:iCs w:val="0"/>
-        <w:color w:val="FFFFFF" w:themeColor="background1"/>
+        <w:color w:val="000000"/>
       </w:rPr>
       <w:tblPr/>
       <w:tcPr>
@@ -20831,7 +20958,7 @@
         <w:bCs/>
         <w:i w:val="0"/>
         <w:iCs w:val="0"/>
-        <w:color w:val="FFFFFF" w:themeColor="background1"/>
+        <w:color w:val="000000"/>
       </w:rPr>
       <w:tblPr/>
       <w:tcPr>
@@ -20850,7 +20977,7 @@
         <w:bCs/>
         <w:i w:val="0"/>
         <w:iCs w:val="0"/>
-        <w:color w:val="FFFFFF" w:themeColor="background1"/>
+        <w:color w:val="000000"/>
       </w:rPr>
       <w:tblPr/>
       <w:tcPr>
@@ -20930,7 +21057,7 @@
         <w:bCs/>
         <w:i w:val="0"/>
         <w:iCs w:val="0"/>
-        <w:color w:val="FFFFFF" w:themeColor="background1"/>
+        <w:color w:val="000000"/>
       </w:rPr>
       <w:tblPr/>
       <w:tcPr>
@@ -20951,7 +21078,7 @@
         <w:bCs/>
         <w:i w:val="0"/>
         <w:iCs w:val="0"/>
-        <w:color w:val="FFFFFF" w:themeColor="background1"/>
+        <w:color w:val="000000"/>
       </w:rPr>
       <w:tblPr/>
       <w:tcPr>
@@ -20972,7 +21099,7 @@
         <w:bCs/>
         <w:i w:val="0"/>
         <w:iCs w:val="0"/>
-        <w:color w:val="FFFFFF" w:themeColor="background1"/>
+        <w:color w:val="000000"/>
       </w:rPr>
       <w:tblPr/>
       <w:tcPr>
@@ -20991,7 +21118,7 @@
         <w:bCs/>
         <w:i w:val="0"/>
         <w:iCs w:val="0"/>
-        <w:color w:val="FFFFFF" w:themeColor="background1"/>
+        <w:color w:val="000000"/>
       </w:rPr>
       <w:tblPr/>
       <w:tcPr>
@@ -21071,7 +21198,7 @@
         <w:bCs/>
         <w:i w:val="0"/>
         <w:iCs w:val="0"/>
-        <w:color w:val="FFFFFF" w:themeColor="background1"/>
+        <w:color w:val="000000"/>
       </w:rPr>
       <w:tblPr/>
       <w:tcPr>
@@ -21092,7 +21219,7 @@
         <w:bCs/>
         <w:i w:val="0"/>
         <w:iCs w:val="0"/>
-        <w:color w:val="FFFFFF" w:themeColor="background1"/>
+        <w:color w:val="000000"/>
       </w:rPr>
       <w:tblPr/>
       <w:tcPr>
@@ -21113,7 +21240,7 @@
         <w:bCs/>
         <w:i w:val="0"/>
         <w:iCs w:val="0"/>
-        <w:color w:val="FFFFFF" w:themeColor="background1"/>
+        <w:color w:val="000000"/>
       </w:rPr>
       <w:tblPr/>
       <w:tcPr>
@@ -21132,7 +21259,7 @@
         <w:bCs/>
         <w:i w:val="0"/>
         <w:iCs w:val="0"/>
-        <w:color w:val="FFFFFF" w:themeColor="background1"/>
+        <w:color w:val="000000"/>
       </w:rPr>
       <w:tblPr/>
       <w:tcPr>
@@ -21185,7 +21312,7 @@
       <w:spacing w:after="0" w:line="240" w:lineRule="auto"/>
     </w:pPr>
     <w:rPr>
-      <w:color w:val="FFFFFF" w:themeColor="background1"/>
+      <w:color w:val="000000"/>
     </w:rPr>
     <w:tblPr>
       <w:tblStyleRowBandSize w:val="1"/>
@@ -21299,7 +21426,7 @@
       <w:spacing w:after="0" w:line="240" w:lineRule="auto"/>
     </w:pPr>
     <w:rPr>
-      <w:color w:val="FFFFFF" w:themeColor="background1"/>
+      <w:color w:val="000000"/>
     </w:rPr>
     <w:tblPr>
       <w:tblStyleRowBandSize w:val="1"/>
@@ -21413,7 +21540,7 @@
       <w:spacing w:after="0" w:line="240" w:lineRule="auto"/>
     </w:pPr>
     <w:rPr>
-      <w:color w:val="FFFFFF" w:themeColor="background1"/>
+      <w:color w:val="000000"/>
     </w:rPr>
     <w:tblPr>
       <w:tblStyleRowBandSize w:val="1"/>
@@ -21527,7 +21654,7 @@
       <w:spacing w:after="0" w:line="240" w:lineRule="auto"/>
     </w:pPr>
     <w:rPr>
-      <w:color w:val="FFFFFF" w:themeColor="background1"/>
+      <w:color w:val="000000"/>
     </w:rPr>
     <w:tblPr>
       <w:tblStyleRowBandSize w:val="1"/>
@@ -21641,7 +21768,7 @@
       <w:spacing w:after="0" w:line="240" w:lineRule="auto"/>
     </w:pPr>
     <w:rPr>
-      <w:color w:val="FFFFFF" w:themeColor="background1"/>
+      <w:color w:val="000000"/>
     </w:rPr>
     <w:tblPr>
       <w:tblStyleRowBandSize w:val="1"/>
@@ -21755,7 +21882,7 @@
       <w:spacing w:after="0" w:line="240" w:lineRule="auto"/>
     </w:pPr>
     <w:rPr>
-      <w:color w:val="FFFFFF" w:themeColor="background1"/>
+      <w:color w:val="000000"/>
     </w:rPr>
     <w:tblPr>
       <w:tblStyleRowBandSize w:val="1"/>
@@ -21869,7 +21996,7 @@
       <w:spacing w:after="0" w:line="240" w:lineRule="auto"/>
     </w:pPr>
     <w:rPr>
-      <w:color w:val="FFFFFF" w:themeColor="background1"/>
+      <w:color w:val="000000"/>
     </w:rPr>
     <w:tblPr>
       <w:tblStyleRowBandSize w:val="1"/>
@@ -21983,7 +22110,7 @@
       <w:spacing w:after="0" w:line="240" w:lineRule="auto"/>
     </w:pPr>
     <w:rPr>
-      <w:color w:val="000000" w:themeColor="text1"/>
+      <w:color w:val="000000"/>
     </w:rPr>
     <w:tblPr>
       <w:tblStyleRowBandSize w:val="1"/>
@@ -22029,7 +22156,7 @@
       <w:rPr>
         <w:b/>
         <w:bCs/>
-        <w:color w:val="FFFFFF" w:themeColor="background1"/>
+        <w:color w:val="000000"/>
       </w:rPr>
       <w:tblPr/>
       <w:tcPr>
@@ -22041,7 +22168,7 @@
     </w:tblStylePr>
     <w:tblStylePr w:type="firstCol">
       <w:rPr>
-        <w:color w:val="FFFFFF" w:themeColor="background1"/>
+        <w:color w:val="000000"/>
       </w:rPr>
       <w:tblPr/>
       <w:tcPr>
@@ -22058,7 +22185,7 @@
     </w:tblStylePr>
     <w:tblStylePr w:type="lastCol">
       <w:rPr>
-        <w:color w:val="FFFFFF" w:themeColor="background1"/>
+        <w:color w:val="000000"/>
       </w:rPr>
       <w:tblPr/>
       <w:tcPr>
@@ -22087,12 +22214,12 @@
     </w:tblStylePr>
     <w:tblStylePr w:type="neCell">
       <w:rPr>
-        <w:color w:val="000000" w:themeColor="text1"/>
+        <w:color w:val="000000"/>
       </w:rPr>
     </w:tblStylePr>
     <w:tblStylePr w:type="nwCell">
       <w:rPr>
-        <w:color w:val="000000" w:themeColor="text1"/>
+        <w:color w:val="000000"/>
       </w:rPr>
     </w:tblStylePr>
   </w:style>
@@ -22105,7 +22232,7 @@
       <w:spacing w:after="0" w:line="240" w:lineRule="auto"/>
     </w:pPr>
     <w:rPr>
-      <w:color w:val="000000" w:themeColor="text1"/>
+      <w:color w:val="000000"/>
     </w:rPr>
     <w:tblPr>
       <w:tblStyleRowBandSize w:val="1"/>
@@ -22151,7 +22278,7 @@
       <w:rPr>
         <w:b/>
         <w:bCs/>
-        <w:color w:val="FFFFFF" w:themeColor="background1"/>
+        <w:color w:val="000000"/>
       </w:rPr>
       <w:tblPr/>
       <w:tcPr>
@@ -22163,7 +22290,7 @@
     </w:tblStylePr>
     <w:tblStylePr w:type="firstCol">
       <w:rPr>
-        <w:color w:val="FFFFFF" w:themeColor="background1"/>
+        <w:color w:val="000000"/>
       </w:rPr>
       <w:tblPr/>
       <w:tcPr>
@@ -22180,7 +22307,7 @@
     </w:tblStylePr>
     <w:tblStylePr w:type="lastCol">
       <w:rPr>
-        <w:color w:val="FFFFFF" w:themeColor="background1"/>
+        <w:color w:val="000000"/>
       </w:rPr>
       <w:tblPr/>
       <w:tcPr>
@@ -22209,12 +22336,12 @@
     </w:tblStylePr>
     <w:tblStylePr w:type="neCell">
       <w:rPr>
-        <w:color w:val="000000" w:themeColor="text1"/>
+        <w:color w:val="000000"/>
       </w:rPr>
     </w:tblStylePr>
     <w:tblStylePr w:type="nwCell">
       <w:rPr>
-        <w:color w:val="000000" w:themeColor="text1"/>
+        <w:color w:val="000000"/>
       </w:rPr>
     </w:tblStylePr>
   </w:style>
@@ -22227,7 +22354,7 @@
       <w:spacing w:after="0" w:line="240" w:lineRule="auto"/>
     </w:pPr>
     <w:rPr>
-      <w:color w:val="000000" w:themeColor="text1"/>
+      <w:color w:val="000000"/>
     </w:rPr>
     <w:tblPr>
       <w:tblStyleRowBandSize w:val="1"/>
@@ -22273,7 +22400,7 @@
       <w:rPr>
         <w:b/>
         <w:bCs/>
-        <w:color w:val="FFFFFF" w:themeColor="background1"/>
+        <w:color w:val="000000"/>
       </w:rPr>
       <w:tblPr/>
       <w:tcPr>
@@ -22285,7 +22412,7 @@
     </w:tblStylePr>
     <w:tblStylePr w:type="firstCol">
       <w:rPr>
-        <w:color w:val="FFFFFF" w:themeColor="background1"/>
+        <w:color w:val="000000"/>
       </w:rPr>
       <w:tblPr/>
       <w:tcPr>
@@ -22302,7 +22429,7 @@
     </w:tblStylePr>
     <w:tblStylePr w:type="lastCol">
       <w:rPr>
-        <w:color w:val="FFFFFF" w:themeColor="background1"/>
+        <w:color w:val="000000"/>
       </w:rPr>
       <w:tblPr/>
       <w:tcPr>
@@ -22331,12 +22458,12 @@
     </w:tblStylePr>
     <w:tblStylePr w:type="neCell">
       <w:rPr>
-        <w:color w:val="000000" w:themeColor="text1"/>
+        <w:color w:val="000000"/>
       </w:rPr>
     </w:tblStylePr>
     <w:tblStylePr w:type="nwCell">
       <w:rPr>
-        <w:color w:val="000000" w:themeColor="text1"/>
+        <w:color w:val="000000"/>
       </w:rPr>
     </w:tblStylePr>
   </w:style>
@@ -22349,7 +22476,7 @@
       <w:spacing w:after="0" w:line="240" w:lineRule="auto"/>
     </w:pPr>
     <w:rPr>
-      <w:color w:val="000000" w:themeColor="text1"/>
+      <w:color w:val="000000"/>
     </w:rPr>
     <w:tblPr>
       <w:tblStyleRowBandSize w:val="1"/>
@@ -22395,7 +22522,7 @@
       <w:rPr>
         <w:b/>
         <w:bCs/>
-        <w:color w:val="FFFFFF" w:themeColor="background1"/>
+        <w:color w:val="000000"/>
       </w:rPr>
       <w:tblPr/>
       <w:tcPr>
@@ -22407,7 +22534,7 @@
     </w:tblStylePr>
     <w:tblStylePr w:type="firstCol">
       <w:rPr>
-        <w:color w:val="FFFFFF" w:themeColor="background1"/>
+        <w:color w:val="000000"/>
       </w:rPr>
       <w:tblPr/>
       <w:tcPr>
@@ -22424,7 +22551,7 @@
     </w:tblStylePr>
     <w:tblStylePr w:type="lastCol">
       <w:rPr>
-        <w:color w:val="FFFFFF" w:themeColor="background1"/>
+        <w:color w:val="000000"/>
       </w:rPr>
       <w:tblPr/>
       <w:tcPr>
@@ -22461,7 +22588,7 @@
       <w:spacing w:after="0" w:line="240" w:lineRule="auto"/>
     </w:pPr>
     <w:rPr>
-      <w:color w:val="000000" w:themeColor="text1"/>
+      <w:color w:val="000000"/>
     </w:rPr>
     <w:tblPr>
       <w:tblStyleRowBandSize w:val="1"/>
@@ -22507,7 +22634,7 @@
       <w:rPr>
         <w:b/>
         <w:bCs/>
-        <w:color w:val="FFFFFF" w:themeColor="background1"/>
+        <w:color w:val="000000"/>
       </w:rPr>
       <w:tblPr/>
       <w:tcPr>
@@ -22519,7 +22646,7 @@
     </w:tblStylePr>
     <w:tblStylePr w:type="firstCol">
       <w:rPr>
-        <w:color w:val="FFFFFF" w:themeColor="background1"/>
+        <w:color w:val="000000"/>
       </w:rPr>
       <w:tblPr/>
       <w:tcPr>
@@ -22536,7 +22663,7 @@
     </w:tblStylePr>
     <w:tblStylePr w:type="lastCol">
       <w:rPr>
-        <w:color w:val="FFFFFF" w:themeColor="background1"/>
+        <w:color w:val="000000"/>
       </w:rPr>
       <w:tblPr/>
       <w:tcPr>
@@ -22565,12 +22692,12 @@
     </w:tblStylePr>
     <w:tblStylePr w:type="neCell">
       <w:rPr>
-        <w:color w:val="000000" w:themeColor="text1"/>
+        <w:color w:val="000000"/>
       </w:rPr>
     </w:tblStylePr>
     <w:tblStylePr w:type="nwCell">
       <w:rPr>
-        <w:color w:val="000000" w:themeColor="text1"/>
+        <w:color w:val="000000"/>
       </w:rPr>
     </w:tblStylePr>
   </w:style>
@@ -22583,7 +22710,7 @@
       <w:spacing w:after="0" w:line="240" w:lineRule="auto"/>
     </w:pPr>
     <w:rPr>
-      <w:color w:val="000000" w:themeColor="text1"/>
+      <w:color w:val="000000"/>
     </w:rPr>
     <w:tblPr>
       <w:tblStyleRowBandSize w:val="1"/>
@@ -22629,7 +22756,7 @@
       <w:rPr>
         <w:b/>
         <w:bCs/>
-        <w:color w:val="FFFFFF" w:themeColor="background1"/>
+        <w:color w:val="000000"/>
       </w:rPr>
       <w:tblPr/>
       <w:tcPr>
@@ -22641,7 +22768,7 @@
     </w:tblStylePr>
     <w:tblStylePr w:type="firstCol">
       <w:rPr>
-        <w:color w:val="FFFFFF" w:themeColor="background1"/>
+        <w:color w:val="000000"/>
       </w:rPr>
       <w:tblPr/>
       <w:tcPr>
@@ -22658,7 +22785,7 @@
     </w:tblStylePr>
     <w:tblStylePr w:type="lastCol">
       <w:rPr>
-        <w:color w:val="FFFFFF" w:themeColor="background1"/>
+        <w:color w:val="000000"/>
       </w:rPr>
       <w:tblPr/>
       <w:tcPr>
@@ -22687,12 +22814,12 @@
     </w:tblStylePr>
     <w:tblStylePr w:type="neCell">
       <w:rPr>
-        <w:color w:val="000000" w:themeColor="text1"/>
+        <w:color w:val="000000"/>
       </w:rPr>
     </w:tblStylePr>
     <w:tblStylePr w:type="nwCell">
       <w:rPr>
-        <w:color w:val="000000" w:themeColor="text1"/>
+        <w:color w:val="000000"/>
       </w:rPr>
     </w:tblStylePr>
   </w:style>
@@ -22705,7 +22832,7 @@
       <w:spacing w:after="0" w:line="240" w:lineRule="auto"/>
     </w:pPr>
     <w:rPr>
-      <w:color w:val="000000" w:themeColor="text1"/>
+      <w:color w:val="000000"/>
     </w:rPr>
     <w:tblPr>
       <w:tblStyleRowBandSize w:val="1"/>
@@ -22751,7 +22878,7 @@
       <w:rPr>
         <w:b/>
         <w:bCs/>
-        <w:color w:val="FFFFFF" w:themeColor="background1"/>
+        <w:color w:val="000000"/>
       </w:rPr>
       <w:tblPr/>
       <w:tcPr>
@@ -22763,7 +22890,7 @@
     </w:tblStylePr>
     <w:tblStylePr w:type="firstCol">
       <w:rPr>
-        <w:color w:val="FFFFFF" w:themeColor="background1"/>
+        <w:color w:val="000000"/>
       </w:rPr>
       <w:tblPr/>
       <w:tcPr>
@@ -22780,7 +22907,7 @@
     </w:tblStylePr>
     <w:tblStylePr w:type="lastCol">
       <w:rPr>
-        <w:color w:val="FFFFFF" w:themeColor="background1"/>
+        <w:color w:val="000000"/>
       </w:rPr>
       <w:tblPr/>
       <w:tcPr>
@@ -22809,12 +22936,12 @@
     </w:tblStylePr>
     <w:tblStylePr w:type="neCell">
       <w:rPr>
-        <w:color w:val="000000" w:themeColor="text1"/>
+        <w:color w:val="000000"/>
       </w:rPr>
     </w:tblStylePr>
     <w:tblStylePr w:type="nwCell">
       <w:rPr>
-        <w:color w:val="000000" w:themeColor="text1"/>
+        <w:color w:val="000000"/>
       </w:rPr>
     </w:tblStylePr>
   </w:style>
@@ -22827,7 +22954,7 @@
       <w:spacing w:after="0" w:line="240" w:lineRule="auto"/>
     </w:pPr>
     <w:rPr>
-      <w:color w:val="000000" w:themeColor="text1"/>
+      <w:color w:val="000000"/>
     </w:rPr>
     <w:tblPr>
       <w:tblStyleRowBandSize w:val="1"/>
@@ -22847,7 +22974,7 @@
       <w:rPr>
         <w:b/>
         <w:bCs/>
-        <w:color w:val="FFFFFF" w:themeColor="background1"/>
+        <w:color w:val="000000"/>
       </w:rPr>
       <w:tblPr/>
       <w:tcPr>
@@ -22861,7 +22988,7 @@
       <w:rPr>
         <w:b/>
         <w:bCs/>
-        <w:color w:val="9E3A38" w:themeColor="accent2" w:themeShade="CC"/>
+        <w:color w:val="000000"/>
       </w:rPr>
       <w:tblPr/>
       <w:tcPr>
@@ -22913,7 +23040,7 @@
       <w:spacing w:after="0" w:line="240" w:lineRule="auto"/>
     </w:pPr>
     <w:rPr>
-      <w:color w:val="000000" w:themeColor="text1"/>
+      <w:color w:val="000000"/>
     </w:rPr>
     <w:tblPr>
       <w:tblStyleRowBandSize w:val="1"/>
@@ -22933,7 +23060,7 @@
       <w:rPr>
         <w:b/>
         <w:bCs/>
-        <w:color w:val="FFFFFF" w:themeColor="background1"/>
+        <w:color w:val="000000"/>
       </w:rPr>
       <w:tblPr/>
       <w:tcPr>
@@ -22947,7 +23074,7 @@
       <w:rPr>
         <w:b/>
         <w:bCs/>
-        <w:color w:val="9E3A38" w:themeColor="accent2" w:themeShade="CC"/>
+        <w:color w:val="000000"/>
       </w:rPr>
       <w:tblPr/>
       <w:tcPr>
@@ -22999,7 +23126,7 @@
       <w:spacing w:after="0" w:line="240" w:lineRule="auto"/>
     </w:pPr>
     <w:rPr>
-      <w:color w:val="000000" w:themeColor="text1"/>
+      <w:color w:val="000000"/>
     </w:rPr>
     <w:tblPr>
       <w:tblStyleRowBandSize w:val="1"/>
@@ -23019,7 +23146,7 @@
       <w:rPr>
         <w:b/>
         <w:bCs/>
-        <w:color w:val="FFFFFF" w:themeColor="background1"/>
+        <w:color w:val="000000"/>
       </w:rPr>
       <w:tblPr/>
       <w:tcPr>
@@ -23033,7 +23160,7 @@
       <w:rPr>
         <w:b/>
         <w:bCs/>
-        <w:color w:val="9E3A38" w:themeColor="accent2" w:themeShade="CC"/>
+        <w:color w:val="000000"/>
       </w:rPr>
       <w:tblPr/>
       <w:tcPr>
@@ -23085,7 +23212,7 @@
       <w:spacing w:after="0" w:line="240" w:lineRule="auto"/>
     </w:pPr>
     <w:rPr>
-      <w:color w:val="000000" w:themeColor="text1"/>
+      <w:color w:val="000000"/>
     </w:rPr>
     <w:tblPr>
       <w:tblStyleRowBandSize w:val="1"/>
@@ -23105,7 +23232,7 @@
       <w:rPr>
         <w:b/>
         <w:bCs/>
-        <w:color w:val="FFFFFF" w:themeColor="background1"/>
+        <w:color w:val="000000"/>
       </w:rPr>
       <w:tblPr/>
       <w:tcPr>
@@ -23119,7 +23246,7 @@
       <w:rPr>
         <w:b/>
         <w:bCs/>
-        <w:color w:val="664E82" w:themeColor="accent4" w:themeShade="CC"/>
+        <w:color w:val="000000"/>
       </w:rPr>
       <w:tblPr/>
       <w:tcPr>
@@ -23171,7 +23298,7 @@
       <w:spacing w:after="0" w:line="240" w:lineRule="auto"/>
     </w:pPr>
     <w:rPr>
-      <w:color w:val="000000" w:themeColor="text1"/>
+      <w:color w:val="000000"/>
     </w:rPr>
     <w:tblPr>
       <w:tblStyleRowBandSize w:val="1"/>
@@ -23191,7 +23318,7 @@
       <w:rPr>
         <w:b/>
         <w:bCs/>
-        <w:color w:val="FFFFFF" w:themeColor="background1"/>
+        <w:color w:val="000000"/>
       </w:rPr>
       <w:tblPr/>
       <w:tcPr>
@@ -23205,7 +23332,7 @@
       <w:rPr>
         <w:b/>
         <w:bCs/>
-        <w:color w:val="7E9C40" w:themeColor="accent3" w:themeShade="CC"/>
+        <w:color w:val="000000"/>
       </w:rPr>
       <w:tblPr/>
       <w:tcPr>
@@ -23257,7 +23384,7 @@
       <w:spacing w:after="0" w:line="240" w:lineRule="auto"/>
     </w:pPr>
     <w:rPr>
-      <w:color w:val="000000" w:themeColor="text1"/>
+      <w:color w:val="000000"/>
     </w:rPr>
     <w:tblPr>
       <w:tblStyleRowBandSize w:val="1"/>
@@ -23277,7 +23404,7 @@
       <w:rPr>
         <w:b/>
         <w:bCs/>
-        <w:color w:val="FFFFFF" w:themeColor="background1"/>
+        <w:color w:val="000000"/>
       </w:rPr>
       <w:tblPr/>
       <w:tcPr>
@@ -23291,7 +23418,7 @@
       <w:rPr>
         <w:b/>
         <w:bCs/>
-        <w:color w:val="F2730A" w:themeColor="accent6" w:themeShade="CC"/>
+        <w:color w:val="000000"/>
       </w:rPr>
       <w:tblPr/>
       <w:tcPr>
@@ -23343,7 +23470,7 @@
       <w:spacing w:after="0" w:line="240" w:lineRule="auto"/>
     </w:pPr>
     <w:rPr>
-      <w:color w:val="000000" w:themeColor="text1"/>
+      <w:color w:val="000000"/>
     </w:rPr>
     <w:tblPr>
       <w:tblStyleRowBandSize w:val="1"/>
@@ -23363,7 +23490,7 @@
       <w:rPr>
         <w:b/>
         <w:bCs/>
-        <w:color w:val="FFFFFF" w:themeColor="background1"/>
+        <w:color w:val="000000"/>
       </w:rPr>
       <w:tblPr/>
       <w:tcPr>
@@ -23377,7 +23504,7 @@
       <w:rPr>
         <w:b/>
         <w:bCs/>
-        <w:color w:val="348DA5" w:themeColor="accent5" w:themeShade="CC"/>
+        <w:color w:val="000000"/>
       </w:rPr>
       <w:tblPr/>
       <w:tcPr>
@@ -23429,7 +23556,7 @@
       <w:spacing w:after="0" w:line="240" w:lineRule="auto"/>
     </w:pPr>
     <w:rPr>
-      <w:color w:val="000000" w:themeColor="text1"/>
+      <w:color w:val="000000"/>
     </w:rPr>
     <w:tblPr>
       <w:tblStyleRowBandSize w:val="1"/>
@@ -23462,7 +23589,7 @@
       <w:rPr>
         <w:b/>
         <w:bCs/>
-        <w:color w:val="000000" w:themeColor="text1"/>
+        <w:color w:val="000000"/>
       </w:rPr>
       <w:tblPr/>
       <w:tcPr>
@@ -23471,7 +23598,7 @@
     </w:tblStylePr>
     <w:tblStylePr w:type="firstCol">
       <w:rPr>
-        <w:color w:val="FFFFFF" w:themeColor="background1"/>
+        <w:color w:val="000000"/>
       </w:rPr>
       <w:tblPr/>
       <w:tcPr>
@@ -23480,7 +23607,7 @@
     </w:tblStylePr>
     <w:tblStylePr w:type="lastCol">
       <w:rPr>
-        <w:color w:val="FFFFFF" w:themeColor="background1"/>
+        <w:color w:val="000000"/>
       </w:rPr>
       <w:tblPr/>
       <w:tcPr>
@@ -23509,7 +23636,7 @@
       <w:spacing w:after="0" w:line="240" w:lineRule="auto"/>
     </w:pPr>
     <w:rPr>
-      <w:color w:val="000000" w:themeColor="text1"/>
+      <w:color w:val="000000"/>
     </w:rPr>
     <w:tblPr>
       <w:tblStyleRowBandSize w:val="1"/>
@@ -23542,7 +23669,7 @@
       <w:rPr>
         <w:b/>
         <w:bCs/>
-        <w:color w:val="000000" w:themeColor="text1"/>
+        <w:color w:val="000000"/>
       </w:rPr>
       <w:tblPr/>
       <w:tcPr>
@@ -23551,7 +23678,7 @@
     </w:tblStylePr>
     <w:tblStylePr w:type="firstCol">
       <w:rPr>
-        <w:color w:val="FFFFFF" w:themeColor="background1"/>
+        <w:color w:val="000000"/>
       </w:rPr>
       <w:tblPr/>
       <w:tcPr>
@@ -23560,7 +23687,7 @@
     </w:tblStylePr>
     <w:tblStylePr w:type="lastCol">
       <w:rPr>
-        <w:color w:val="FFFFFF" w:themeColor="background1"/>
+        <w:color w:val="000000"/>
       </w:rPr>
       <w:tblPr/>
       <w:tcPr>
@@ -23589,7 +23716,7 @@
       <w:spacing w:after="0" w:line="240" w:lineRule="auto"/>
     </w:pPr>
     <w:rPr>
-      <w:color w:val="000000" w:themeColor="text1"/>
+      <w:color w:val="000000"/>
     </w:rPr>
     <w:tblPr>
       <w:tblStyleRowBandSize w:val="1"/>
@@ -23622,7 +23749,7 @@
       <w:rPr>
         <w:b/>
         <w:bCs/>
-        <w:color w:val="000000" w:themeColor="text1"/>
+        <w:color w:val="000000"/>
       </w:rPr>
       <w:tblPr/>
       <w:tcPr>
@@ -23631,7 +23758,7 @@
     </w:tblStylePr>
     <w:tblStylePr w:type="firstCol">
       <w:rPr>
-        <w:color w:val="FFFFFF" w:themeColor="background1"/>
+        <w:color w:val="000000"/>
       </w:rPr>
       <w:tblPr/>
       <w:tcPr>
@@ -23640,7 +23767,7 @@
     </w:tblStylePr>
     <w:tblStylePr w:type="lastCol">
       <w:rPr>
-        <w:color w:val="FFFFFF" w:themeColor="background1"/>
+        <w:color w:val="000000"/>
       </w:rPr>
       <w:tblPr/>
       <w:tcPr>
@@ -23669,7 +23796,7 @@
       <w:spacing w:after="0" w:line="240" w:lineRule="auto"/>
     </w:pPr>
     <w:rPr>
-      <w:color w:val="000000" w:themeColor="text1"/>
+      <w:color w:val="000000"/>
     </w:rPr>
     <w:tblPr>
       <w:tblStyleRowBandSize w:val="1"/>
@@ -23702,7 +23829,7 @@
       <w:rPr>
         <w:b/>
         <w:bCs/>
-        <w:color w:val="000000" w:themeColor="text1"/>
+        <w:color w:val="000000"/>
       </w:rPr>
       <w:tblPr/>
       <w:tcPr>
@@ -23711,7 +23838,7 @@
     </w:tblStylePr>
     <w:tblStylePr w:type="firstCol">
       <w:rPr>
-        <w:color w:val="FFFFFF" w:themeColor="background1"/>
+        <w:color w:val="000000"/>
       </w:rPr>
       <w:tblPr/>
       <w:tcPr>
@@ -23720,7 +23847,7 @@
     </w:tblStylePr>
     <w:tblStylePr w:type="lastCol">
       <w:rPr>
-        <w:color w:val="FFFFFF" w:themeColor="background1"/>
+        <w:color w:val="000000"/>
       </w:rPr>
       <w:tblPr/>
       <w:tcPr>
@@ -23749,7 +23876,7 @@
       <w:spacing w:after="0" w:line="240" w:lineRule="auto"/>
     </w:pPr>
     <w:rPr>
-      <w:color w:val="000000" w:themeColor="text1"/>
+      <w:color w:val="000000"/>
     </w:rPr>
     <w:tblPr>
       <w:tblStyleRowBandSize w:val="1"/>
@@ -23782,7 +23909,7 @@
       <w:rPr>
         <w:b/>
         <w:bCs/>
-        <w:color w:val="000000" w:themeColor="text1"/>
+        <w:color w:val="000000"/>
       </w:rPr>
       <w:tblPr/>
       <w:tcPr>
@@ -23791,7 +23918,7 @@
     </w:tblStylePr>
     <w:tblStylePr w:type="firstCol">
       <w:rPr>
-        <w:color w:val="FFFFFF" w:themeColor="background1"/>
+        <w:color w:val="000000"/>
       </w:rPr>
       <w:tblPr/>
       <w:tcPr>
@@ -23800,7 +23927,7 @@
     </w:tblStylePr>
     <w:tblStylePr w:type="lastCol">
       <w:rPr>
-        <w:color w:val="FFFFFF" w:themeColor="background1"/>
+        <w:color w:val="000000"/>
       </w:rPr>
       <w:tblPr/>
       <w:tcPr>
@@ -23829,7 +23956,7 @@
       <w:spacing w:after="0" w:line="240" w:lineRule="auto"/>
     </w:pPr>
     <w:rPr>
-      <w:color w:val="000000" w:themeColor="text1"/>
+      <w:color w:val="000000"/>
     </w:rPr>
     <w:tblPr>
       <w:tblStyleRowBandSize w:val="1"/>
@@ -23862,7 +23989,7 @@
       <w:rPr>
         <w:b/>
         <w:bCs/>
-        <w:color w:val="000000" w:themeColor="text1"/>
+        <w:color w:val="000000"/>
       </w:rPr>
       <w:tblPr/>
       <w:tcPr>
@@ -23871,7 +23998,7 @@
     </w:tblStylePr>
     <w:tblStylePr w:type="firstCol">
       <w:rPr>
-        <w:color w:val="FFFFFF" w:themeColor="background1"/>
+        <w:color w:val="000000"/>
       </w:rPr>
       <w:tblPr/>
       <w:tcPr>
@@ -23880,7 +24007,7 @@
     </w:tblStylePr>
     <w:tblStylePr w:type="lastCol">
       <w:rPr>
-        <w:color w:val="FFFFFF" w:themeColor="background1"/>
+        <w:color w:val="000000"/>
       </w:rPr>
       <w:tblPr/>
       <w:tcPr>
@@ -23909,7 +24036,7 @@
       <w:spacing w:after="0" w:line="240" w:lineRule="auto"/>
     </w:pPr>
     <w:rPr>
-      <w:color w:val="000000" w:themeColor="text1"/>
+      <w:color w:val="000000"/>
     </w:rPr>
     <w:tblPr>
       <w:tblStyleRowBandSize w:val="1"/>
@@ -23942,7 +24069,7 @@
       <w:rPr>
         <w:b/>
         <w:bCs/>
-        <w:color w:val="000000" w:themeColor="text1"/>
+        <w:color w:val="000000"/>
       </w:rPr>
       <w:tblPr/>
       <w:tcPr>
@@ -23951,7 +24078,7 @@
     </w:tblStylePr>
     <w:tblStylePr w:type="firstCol">
       <w:rPr>
-        <w:color w:val="FFFFFF" w:themeColor="background1"/>
+        <w:color w:val="000000"/>
       </w:rPr>
       <w:tblPr/>
       <w:tcPr>
@@ -23960,7 +24087,7 @@
     </w:tblStylePr>
     <w:tblStylePr w:type="lastCol">
       <w:rPr>
-        <w:color w:val="FFFFFF" w:themeColor="background1"/>
+        <w:color w:val="000000"/>
       </w:rPr>
       <w:tblPr/>
       <w:tcPr>
